--- a/templates/reference_report.docx
+++ b/templates/reference_report.docx
@@ -1,6 +1,6 @@
 
 <file path=word/document.xml><?xml version="1.0" encoding="utf-8"?>
-<w:document xmlns:o="urn:schemas-microsoft-com:office:office" xmlns:r="http://schemas.openxmlformats.org/officeDocument/2006/relationships" xmlns:v="urn:schemas-microsoft-com:vml" xmlns:w="http://schemas.openxmlformats.org/wordprocessingml/2006/main" xmlns:w10="urn:schemas-microsoft-com:office:word" xmlns:wp="http://schemas.openxmlformats.org/drawingml/2006/wordprocessingDrawing" xmlns:pic="http://schemas.openxmlformats.org/drawingml/2006/picture" xmlns:wps="http://schemas.microsoft.com/office/word/2010/wordprocessingShape" xmlns:wpg="http://schemas.microsoft.com/office/word/2010/wordprocessingGroup" xmlns:mc="http://schemas.openxmlformats.org/markup-compatibility/2006" xmlns:wp14="http://schemas.microsoft.com/office/word/2010/wordprocessingDrawing" xmlns:w14="http://schemas.microsoft.com/office/word/2010/wordml" xmlns:w15="http://schemas.microsoft.com/office/word/2012/wordml" mc:Ignorable="w14 wp14 w15">
+<w:document xmlns:wpc="http://schemas.microsoft.com/office/word/2010/wordprocessingCanvas" xmlns:cx="http://schemas.microsoft.com/office/drawing/2014/chartex" xmlns:cx1="http://schemas.microsoft.com/office/drawing/2015/9/8/chartex" xmlns:cx2="http://schemas.microsoft.com/office/drawing/2015/10/21/chartex" xmlns:cx3="http://schemas.microsoft.com/office/drawing/2016/5/9/chartex" xmlns:cx4="http://schemas.microsoft.com/office/drawing/2016/5/10/chartex" xmlns:cx5="http://schemas.microsoft.com/office/drawing/2016/5/11/chartex" xmlns:cx6="http://schemas.microsoft.com/office/drawing/2016/5/12/chartex" xmlns:cx7="http://schemas.microsoft.com/office/drawing/2016/5/13/chartex" xmlns:cx8="http://schemas.microsoft.com/office/drawing/2016/5/14/chartex" xmlns:mc="http://schemas.openxmlformats.org/markup-compatibility/2006" xmlns:m="http://schemas.openxmlformats.org/officeDocument/2006/math" xmlns:aink="http://schemas.microsoft.com/office/drawing/2016/ink" xmlns:am3d="http://schemas.microsoft.com/office/drawing/2017/model3d" xmlns:oel="http://schemas.microsoft.com/office/2019/extlst" xmlns:r="http://schemas.openxmlformats.org/officeDocument/2006/relationships" xmlns:wp14="http://schemas.microsoft.com/office/word/2010/wordprocessingDrawing" xmlns:wp="http://schemas.openxmlformats.org/drawingml/2006/wordprocessingDrawing" xmlns:wpg="http://schemas.microsoft.com/office/word/2010/wordprocessingGroup" xmlns:wpi="http://schemas.microsoft.com/office/word/2010/wordprocessingInk" xmlns:wps="http://schemas.microsoft.com/office/word/2010/wordprocessingShape" xmlns:o="urn:schemas-microsoft-com:office:office" xmlns:v="urn:schemas-microsoft-com:vml" xmlns:w10="urn:schemas-microsoft-com:office:word" xmlns:w="http://schemas.openxmlformats.org/wordprocessingml/2006/main" xmlns:w14="http://schemas.microsoft.com/office/word/2010/wordml" xmlns:w15="http://schemas.microsoft.com/office/word/2012/wordml" xmlns:w16cex="http://schemas.microsoft.com/office/word/2018/wordml/cex" xmlns:w16cid="http://schemas.microsoft.com/office/word/2016/wordml/cid" xmlns:w16="http://schemas.microsoft.com/office/word/2018/wordml" xmlns:w16sdtdh="http://schemas.microsoft.com/office/word/2020/wordml/sdtdatahash" xmlns:w16sdtfl="http://schemas.microsoft.com/office/word/2024/wordml/sdtformatlock" xmlns:w16se="http://schemas.microsoft.com/office/word/2015/wordml/symex" xmlns:w16du="http://schemas.microsoft.com/office/word/2023/wordml/word16du" xmlns:wne="http://schemas.microsoft.com/office/word/2006/wordml" mc:Ignorable="w14 w15 w16se w16cid w16 w16cex w16sdtdh w16sdtfl w16du wp14">
   <w:body>
     <w:p>
       <w:pPr>
@@ -39,7 +39,7 @@
         <w:pStyle w:val="Heading1"/>
         <w:rPr/>
       </w:pPr>
-      <w:bookmarkStart w:id="0" w:name="bm13"/>
+      <w:bookmarkStart w:id="0" w:name="bm6"/>
       <w:r>
         <w:rPr/>
         <w:t>aliqua ut enim ad</w:t>
@@ -76,7 +76,7 @@
         <w:rPr/>
         <w:t>voluptate velit esse cillum dolore eu fugiat nulla pariatur excepteur sint occaecat cupidatat non proident sunt</w:t>
       </w:r>
-      <w:hyperlink w:anchor="bm7">
+      <w:hyperlink w:anchor="bm4">
         <w:r>
           <w:rPr>
             <w:rStyle w:val="Hyperlink"/>
@@ -88,7 +88,7 @@
         <w:rPr/>
         <w:t>qui officia deserunt mollit anim id est laborum lorem ipsum dolor sit amet consectetur adipiscing elit sed do eiusmod tempor incididunt ut labore et dolore magna aliqua ut enim ad minim veniam quis nostrud exercitation ullamco laboris nisi ut aliquip ex ea commodo consequat duis aute irure dolor in reprehenderit in voluptate velit esse cillum dolore eu</w:t>
       </w:r>
-      <w:hyperlink w:anchor="bm6">
+      <w:hyperlink w:anchor="bm3">
         <w:r>
           <w:rPr>
             <w:rStyle w:val="Hyperlink"/>
@@ -100,7 +100,7 @@
         <w:rPr/>
         <w:t xml:space="preserve">; </w:t>
       </w:r>
-      <w:hyperlink w:anchor="bm8">
+      <w:hyperlink w:anchor="bm5">
         <w:r>
           <w:rPr>
             <w:rStyle w:val="Hyperlink"/>
@@ -112,7 +112,7 @@
         <w:rPr/>
         <w:t xml:space="preserve">; </w:t>
       </w:r>
-      <w:hyperlink w:anchor="bm10">
+      <w:hyperlink w:anchor="bm7">
         <w:r>
           <w:rPr>
             <w:rStyle w:val="Hyperlink"/>
@@ -134,7 +134,7 @@
         <w:rPr/>
         <w:t>Duis aute irure dolor in reprehenderit in voluptate velit esse cillum dolore eu fugiat nulla pariatur</w:t>
       </w:r>
-      <w:hyperlink w:anchor="bm9">
+      <w:hyperlink w:anchor="bm6">
         <w:r>
           <w:rPr>
             <w:rStyle w:val="Hyperlink"/>
@@ -727,7 +727,7 @@
                       <w:szCs w:val="24"/>
                       <w:lang w:val="en-US" w:eastAsia="en-US" w:bidi="ar-SA"/>
                     </w:rPr>
-                    <w:t>reprehenderit</w:t>
+                    <w:t>in</w:t>
                   </w:r>
                 </w:p>
               </w:tc>
@@ -903,7 +903,7 @@
                       <w:szCs w:val="24"/>
                       <w:lang w:val="en-US" w:eastAsia="en-US" w:bidi="ar-SA"/>
                     </w:rPr>
-                    <w:t>voluptate</w:t>
+                    <w:t>in</w:t>
                   </w:r>
                 </w:p>
               </w:tc>
@@ -990,7 +990,7 @@
                       <w:szCs w:val="24"/>
                       <w:lang w:val="en-US" w:eastAsia="en-US" w:bidi="ar-SA"/>
                     </w:rPr>
-                    <w:t>velit</w:t>
+                    <w:t>in</w:t>
                   </w:r>
                 </w:p>
               </w:tc>
@@ -1077,7 +1077,7 @@
                       <w:szCs w:val="24"/>
                       <w:lang w:val="en-US" w:eastAsia="en-US" w:bidi="ar-SA"/>
                     </w:rPr>
-                    <w:t>esse</w:t>
+                    <w:t>reprehenderit</w:t>
                   </w:r>
                 </w:p>
               </w:tc>
@@ -1164,7 +1164,7 @@
                       <w:szCs w:val="24"/>
                       <w:lang w:val="en-US" w:eastAsia="en-US" w:bidi="ar-SA"/>
                     </w:rPr>
-                    <w:t>cillum</w:t>
+                    <w:t>in</w:t>
                   </w:r>
                 </w:p>
               </w:tc>
@@ -1251,7 +1251,7 @@
                       <w:szCs w:val="24"/>
                       <w:lang w:val="en-US" w:eastAsia="en-US" w:bidi="ar-SA"/>
                     </w:rPr>
-                    <w:t>dolore</w:t>
+                    <w:t>voluptate</w:t>
                   </w:r>
                 </w:p>
               </w:tc>
@@ -1340,7 +1340,7 @@
                     </w:rPr>
                     <w:t>eu</w:t>
                   </w:r>
-                  <w:bookmarkStart w:id="2" w:name="bm16"/>
+                  <w:bookmarkStart w:id="2" w:name="bm4"/>
                   <w:bookmarkEnd w:id="2"/>
                 </w:p>
               </w:tc>
@@ -1426,7 +1426,7 @@
                 <w:szCs w:val="24"/>
                 <w:lang w:val="en-US" w:eastAsia="en-US" w:bidi="ar-SA"/>
               </w:rPr>
-              <w:t>Fugiat nulla pariatur excepteur sint occaecat cupidatat non proident sunt in culpa qui officia deserunt mollit anim.</w:t>
+              <w:t>Velit esse cillum dolore eu fugiat nulla pariatur excepteur sint occaecat cupidatat non proident sunt in culpa.</w:t>
             </w:r>
           </w:p>
           <w:tbl>
@@ -1511,7 +1511,7 @@
                       <w:szCs w:val="24"/>
                       <w:lang w:val="en-US" w:eastAsia="en-US" w:bidi="ar-SA"/>
                     </w:rPr>
-                    <w:t>Est</w:t>
+                    <w:t>Qui</w:t>
                   </w:r>
                 </w:p>
               </w:tc>
@@ -1542,7 +1542,7 @@
                       <w:szCs w:val="24"/>
                       <w:lang w:val="en-US" w:eastAsia="en-US" w:bidi="ar-SA"/>
                     </w:rPr>
-                    <w:t>laborum</w:t>
+                    <w:t>officia</w:t>
                   </w:r>
                 </w:p>
               </w:tc>
@@ -1570,7 +1570,7 @@
                       <w:szCs w:val="24"/>
                       <w:lang w:val="en-US" w:eastAsia="en-US" w:bidi="ar-SA"/>
                     </w:rPr>
-                    <w:t>lorem</w:t>
+                    <w:t>deserunt</w:t>
                   </w:r>
                 </w:p>
               </w:tc>
@@ -1601,7 +1601,7 @@
                       <w:szCs w:val="24"/>
                       <w:lang w:val="en-US" w:eastAsia="en-US" w:bidi="ar-SA"/>
                     </w:rPr>
-                    <w:t>ipsum</w:t>
+                    <w:t>id</w:t>
                   </w:r>
                 </w:p>
               </w:tc>
@@ -1629,7 +1629,7 @@
                       <w:szCs w:val="24"/>
                       <w:lang w:val="en-US" w:eastAsia="en-US" w:bidi="ar-SA"/>
                     </w:rPr>
-                    <w:t>dolor</w:t>
+                    <w:t>mollit</w:t>
                   </w:r>
                 </w:p>
               </w:tc>
@@ -1660,7 +1660,7 @@
                       <w:szCs w:val="24"/>
                       <w:lang w:val="en-US" w:eastAsia="en-US" w:bidi="ar-SA"/>
                     </w:rPr>
-                    <w:t>sit</w:t>
+                    <w:t>anim</w:t>
                   </w:r>
                 </w:p>
               </w:tc>
@@ -1688,7 +1688,7 @@
                       <w:szCs w:val="24"/>
                       <w:lang w:val="en-US" w:eastAsia="en-US" w:bidi="ar-SA"/>
                     </w:rPr>
-                    <w:t>amet</w:t>
+                    <w:t>id</w:t>
                   </w:r>
                 </w:p>
               </w:tc>
@@ -1719,7 +1719,7 @@
                       <w:szCs w:val="24"/>
                       <w:lang w:val="en-US" w:eastAsia="en-US" w:bidi="ar-SA"/>
                     </w:rPr>
-                    <w:t>consectetur</w:t>
+                    <w:t>est</w:t>
                   </w:r>
                 </w:p>
               </w:tc>
@@ -1747,7 +1747,7 @@
                       <w:szCs w:val="24"/>
                       <w:lang w:val="en-US" w:eastAsia="en-US" w:bidi="ar-SA"/>
                     </w:rPr>
-                    <w:t>adipiscing</w:t>
+                    <w:t>laborum</w:t>
                   </w:r>
                 </w:p>
               </w:tc>
@@ -1778,7 +1778,7 @@
                       <w:szCs w:val="24"/>
                       <w:lang w:val="en-US" w:eastAsia="en-US" w:bidi="ar-SA"/>
                     </w:rPr>
-                    <w:t>elit</w:t>
+                    <w:t>lorem</w:t>
                   </w:r>
                 </w:p>
               </w:tc>
@@ -1806,9 +1806,9 @@
                       <w:szCs w:val="24"/>
                       <w:lang w:val="en-US" w:eastAsia="en-US" w:bidi="ar-SA"/>
                     </w:rPr>
-                    <w:t>sed</w:t>
-                  </w:r>
-                  <w:bookmarkStart w:id="3" w:name="bm15"/>
+                    <w:t>ipsum</w:t>
+                  </w:r>
+                  <w:bookmarkStart w:id="3" w:name="bm3"/>
                   <w:bookmarkEnd w:id="3"/>
                 </w:p>
               </w:tc>
@@ -1847,7 +1847,7 @@
       <w:bookmarkEnd w:id="1"/>
       <w:r>
         <w:rPr/>
-        <w:t>do eiusmod tempor incididunt ut labore</w:t>
+        <w:t>dolor sit amet consectetur adipiscing elit</w:t>
       </w:r>
     </w:p>
     <w:p>
@@ -1857,7 +1857,7 @@
       </w:pPr>
       <w:r>
         <w:rPr/>
-        <w:t>Et dolore magna aliqua ut enim ad minim veniam quis nostrud exercitation ullamco laboris nisi ut aliquip ex ea commodo consequat duis aute irure dolor in.</w:t>
+        <w:t>Sed do eiusmod tempor incididunt ut labore et dolore magna aliqua ut enim ad minim veniam quis nostrud exercitation ullamco laboris nisi ut aliquip ex ea.</w:t>
       </w:r>
     </w:p>
     <w:p>
@@ -1867,7 +1867,7 @@
       </w:pPr>
       <w:r>
         <w:rPr/>
-        <w:t>Reprehenderit in voluptate velit esse cillum dolore</w:t>
+        <w:t>Commodo consequat duis aute irure dolor in</w:t>
       </w:r>
       <w:r>
         <w:rPr>
@@ -1878,7 +1878,7 @@
       </w:r>
       <w:r>
         <w:rPr/>
-        <w:t>eu fugiat nulla pariatur excepteur sint occaecat cupidatat non proident sunt in culpa qui officia deserunt mollit anim id est laborum lorem ipsum dolor sit amet consectetur adipiscing elit sed do eiusmod tempor incididunt ut labore et dolore magna aliqua ut enim ad minim veniam quis nostrud exercitation ullamco laboris nisi ut aliquip ex ea commodo.</w:t>
+        <w:t>reprehenderit in voluptate velit esse cillum dolore eu fugiat nulla pariatur excepteur sint occaecat cupidatat non proident sunt in culpa qui officia deserunt mollit anim id est laborum lorem ipsum dolor sit amet consectetur adipiscing elit sed do eiusmod tempor incididunt ut labore et dolore magna aliqua ut enim ad minim veniam quis nostrud exercitation ullamco.</w:t>
       </w:r>
     </w:p>
     <w:p>
@@ -1888,7 +1888,7 @@
       </w:pPr>
       <w:r>
         <w:rPr/>
-        <w:t>Consequat duis aute irure dolor in reprehenderit in voluptate velit esse cillum dolore eu fugiat nulla pariatur excepteur sint occaecat cupidatat non proident sunt in culpa qui officia deserunt mollit anim id est laborum lorem ipsum dolor sit amet consectetur adipiscing elit sed do eiusmod tempor incididunt ut labore et dolore magna aliqua ut enim ad minim veniam quis nostrud exercitation ullamco laboris nisi ut aliquip ex ea commodo consequat duis aute irure dolor in reprehenderit in voluptate velit esse cillum dolore eu fugiat nulla.</w:t>
+        <w:t>Laboris nisi ut aliquip ex ea commodo consequat duis aute irure dolor in reprehenderit in voluptate velit esse cillum dolore eu fugiat nulla pariatur excepteur sint occaecat cupidatat non proident sunt in culpa qui officia deserunt mollit anim id est laborum lorem ipsum dolor sit amet consectetur adipiscing elit sed do eiusmod tempor incididunt ut labore et dolore magna aliqua ut enim ad minim veniam quis nostrud exercitation ullamco laboris nisi ut aliquip ex ea commodo consequat duis aute irure dolor in reprehenderit in voluptate.</w:t>
       </w:r>
     </w:p>
     <w:p>
@@ -1896,10 +1896,10 @@
         <w:pStyle w:val="Heading2"/>
         <w:rPr/>
       </w:pPr>
-      <w:bookmarkStart w:id="4" w:name="bm3"/>
-      <w:r>
-        <w:rPr/>
-        <w:t>pariatur excepteur sint</w:t>
+      <w:bookmarkStart w:id="4" w:name="bm5"/>
+      <w:r>
+        <w:rPr/>
+        <w:t>velit esse cillum</w:t>
       </w:r>
     </w:p>
     <w:p>
@@ -1912,11 +1912,11 @@
           <w:b/>
           <w:bCs/>
         </w:rPr>
-        <w:t>Occaecat cupidatat non proident sunt in culpa.</w:t>
-      </w:r>
-      <w:r>
-        <w:rPr/>
-        <w:t>Qui officia deserunt mollit anim id est laborum lorem ipsum dolor sit amet consectetur adipiscing elit sed do eiusmod tempor incididunt ut labore et dolore magna aliqua ut enim ad minim veniam quis nostrud exercitation ullamco laboris nisi ut aliquip ex ea commodo consequat duis aute irure dolor in reprehenderit in voluptate velit esse cillum dolore eu fugiat nulla pariatur excepteur sint occaecat cupidatat non proident sunt</w:t>
+        <w:t>Dolore eu fugiat nulla pariatur excepteur sint.</w:t>
+      </w:r>
+      <w:r>
+        <w:rPr/>
+        <w:t>Occaecat cupidatat non proident sunt in culpa qui officia deserunt mollit anim id est laborum lorem ipsum dolor sit amet consectetur adipiscing elit sed do eiusmod tempor incididunt ut labore et dolore magna aliqua ut enim ad minim veniam quis nostrud exercitation ullamco laboris nisi ut aliquip ex ea commodo consequat duis aute irure dolor in reprehenderit in voluptate velit esse cillum dolore eu fugiat nulla pariatur</w:t>
       </w:r>
       <w:r>
         <w:rPr>
@@ -1927,7 +1927,7 @@
       </w:r>
       <w:r>
         <w:rPr/>
-        <w:t>in culpa qui officia deserunt mollit anim id est laborum lorem ipsum dolor sit amet consectetur adipiscing elit sed do eiusmod tempor incididunt ut labore et dolore magna aliqua ut enim ad minim veniam quis nostrud exercitation ullamco laboris nisi ut aliquip ex ea commodo consequat duis aute irure dolor in reprehenderit in voluptate velit esse cillum dolore eu.</w:t>
+        <w:t>excepteur sint occaecat cupidatat non proident sunt in culpa qui officia deserunt mollit anim id est laborum lorem ipsum dolor sit amet consectetur adipiscing elit sed do eiusmod tempor incididunt ut labore et dolore magna aliqua ut enim ad minim veniam quis nostrud exercitation ullamco laboris nisi ut aliquip ex ea commodo consequat duis aute irure dolor in reprehenderit.</w:t>
       </w:r>
     </w:p>
     <w:p>
@@ -1940,11 +1940,11 @@
           <w:b/>
           <w:bCs/>
         </w:rPr>
-        <w:t>Fugiat nulla pariatur excepteur sint occaecat cupidatat non proident.</w:t>
-      </w:r>
-      <w:r>
-        <w:rPr/>
-        <w:t>Sunt in culpa qui officia deserunt mollit anim id est laborum lorem ipsum dolor sit amet consectetur adipiscing elit sed do eiusmod tempor incididunt ut labore et dolore magna aliqua</w:t>
+        <w:t>In voluptate velit esse cillum dolore eu fugiat nulla.</w:t>
+      </w:r>
+      <w:r>
+        <w:rPr/>
+        <w:t>Pariatur excepteur sint occaecat cupidatat non proident sunt in culpa qui officia deserunt mollit anim id est laborum lorem ipsum dolor sit amet consectetur adipiscing elit sed do eiusmod tempor</w:t>
       </w:r>
       <w:r>
         <w:rPr>
@@ -1955,7 +1955,7 @@
       </w:r>
       <w:r>
         <w:rPr/>
-        <w:t>ut enim ad minim veniam quis nostrud exercitation ullamco laboris nisi ut aliquip ex ea commodo consequat duis aute irure dolor in reprehenderit in voluptate velit esse cillum dolore eu fugiat nulla pariatur excepteur sint occaecat cupidatat non proident sunt in culpa qui officia deserunt mollit anim id est laborum lorem ipsum dolor sit amet consectetur adipiscing elit sed do eiusmod tempor incididunt ut labore et dolore magna aliqua ut enim ad minim.</w:t>
+        <w:t>incididunt ut labore et dolore magna aliqua ut enim ad minim veniam quis nostrud exercitation ullamco laboris nisi ut aliquip ex ea commodo consequat duis aute irure dolor in reprehenderit in voluptate velit esse cillum dolore eu fugiat nulla pariatur excepteur sint occaecat cupidatat non proident sunt in culpa qui officia deserunt mollit anim id est laborum lorem ipsum dolor sit amet consectetur adipiscing elit sed do eiusmod tempor incididunt ut labore et.</w:t>
       </w:r>
     </w:p>
     <w:p>
@@ -1963,11 +1963,11 @@
         <w:pStyle w:val="Heading2"/>
         <w:rPr/>
       </w:pPr>
-      <w:bookmarkStart w:id="5" w:name="bm4"/>
+      <w:bookmarkStart w:id="5" w:name="bm6"/>
       <w:bookmarkEnd w:id="4"/>
       <w:r>
         <w:rPr/>
-        <w:t>veniam quis nostrud exercitation ullamco laboris nisi</w:t>
+        <w:t>dolore magna aliqua ut enim ad minim</w:t>
       </w:r>
     </w:p>
     <w:p>
@@ -1977,7 +1977,7 @@
       </w:pPr>
       <w:r>
         <w:rPr/>
-        <w:t>Ut aliquip ex ea commodo consequat duis aute irure dolor in reprehenderit in voluptate velit esse cillum dolore eu fugiat nulla pariatur excepteur sint.</w:t>
+        <w:t>Veniam quis nostrud exercitation ullamco laboris nisi ut aliquip ex ea commodo consequat duis aute irure dolor in reprehenderit in voluptate velit esse cillum.</w:t>
       </w:r>
     </w:p>
     <w:p>
@@ -1987,7 +1987,7 @@
       </w:pPr>
       <w:r>
         <w:rPr/>
-        <w:t>Occaecat cupidatat non proident sunt in culpa qui officia deserunt mollit anim id est laborum lorem ipsum dolor sit amet consectetur adipiscing elit sed do eiusmod tempor incididunt ut labore et dolore magnaaliqua ut enim ad minim veniam quis nostrud exercitation ullamco laboris nisi ut aliquip ex ea commodo consequat duis aute irure dolor in reprehenderit in voluptate velit esse cillum dolore eu fugiat nulla pariatur excepteur sint occaecat cupidatat non proident sunt in culpa qui officia deserunt mollit anim id est laborum lorem ipsum dolor sit amet consectetur adipiscing elit sed do eiusmod tempor incididunt ut labore et dolore magna aliqua ut enim ad minim veniam quis nostrud exercitation ullamco laboris nisi ut aliquip ex ea commodo consequat duis aute irure dolor in reprehenderit in voluptate velit esse cillum.</w:t>
+        <w:t>Dolore eu fugiat nulla pariatur excepteur sint occaecat cupidatat non proident sunt in culpa qui officia deserunt mollit anim id est laborum lorem ipsum dolor sit amet consectetur adipiscing elit sed do eiusmod tempor incididunt ut labore et dolore magna aliqua ut enim ad minim veniam quis nostrud exercitation ullamco laboris nisi ut aliquip ex ea commodo consequat duis aute irure dolor in reprehenderit in voluptate velit esse cillum dolore eu fugiat nulla pariatur excepteur sint occaecat cupidatat non proident sunt in culpa qui officia deserunt mollit anim id est laborum lorem ipsum dolor sit amet consectetur adipiscing elit sed do eiusmod tempor incididunt ut labore et dolore magna aliqua ut enim ad minim veniam quis nostrud exercitation ullamco laboris nisi ut aliquip ex ea commodo consequat duis aute irure.</w:t>
       </w:r>
     </w:p>
     <w:p>
@@ -1995,11 +1995,11 @@
         <w:pStyle w:val="Heading2"/>
         <w:rPr/>
       </w:pPr>
-      <w:bookmarkStart w:id="6" w:name="bm5"/>
+      <w:bookmarkStart w:id="6" w:name="bm7"/>
       <w:bookmarkEnd w:id="5"/>
       <w:r>
         <w:rPr/>
-        <w:t>Dolore</w:t>
+        <w:t>In</w:t>
       </w:r>
     </w:p>
     <w:p>
@@ -2009,7 +2009,7 @@
       </w:pPr>
       <w:r>
         <w:rPr/>
-        <w:t>Eu fugiat nulla pariatur excepteur sint occaecat cupidatat non proident sunt in culpa qui officia deserunt mollit anim</w:t>
+        <w:t>Dolor in reprehenderit in voluptate velit esse cillum dolore eu fugiat nulla pariatur excepteur sint occaecat cupidatat non</w:t>
       </w:r>
       <w:r>
         <w:rPr>
@@ -2067,7 +2067,7 @@
                 <w:szCs w:val="24"/>
                 <w:lang w:val="en-US" w:eastAsia="en-US" w:bidi="ar-SA"/>
               </w:rPr>
-              <w:t>Est laborum lorem ipsum dolor sit amet consectetur adipiscing elit.</w:t>
+              <w:t>Proident sunt in culpa qui officia deserunt mollit anim id.</w:t>
             </w:r>
           </w:p>
           <w:tbl>
@@ -2122,7 +2122,7 @@
                       <w:szCs w:val="24"/>
                       <w:lang w:val="en-US" w:eastAsia="en-US" w:bidi="ar-SA"/>
                     </w:rPr>
-                    <w:t>Sed</w:t>
+                    <w:t>Est</w:t>
                   </w:r>
                 </w:p>
               </w:tc>
@@ -2184,7 +2184,7 @@
                       <w:szCs w:val="24"/>
                       <w:lang w:val="en-US" w:eastAsia="en-US" w:bidi="ar-SA"/>
                     </w:rPr>
-                    <w:t>Eiusmod tempor incididunt</w:t>
+                    <w:t>Laborum lorem ipsum</w:t>
                   </w:r>
                 </w:p>
               </w:tc>
@@ -2215,7 +2215,7 @@
                       <w:szCs w:val="24"/>
                       <w:lang w:val="en-US" w:eastAsia="en-US" w:bidi="ar-SA"/>
                     </w:rPr>
-                    <w:t>Ut labore et dolore magna</w:t>
+                    <w:t>Dolor sit amet consectetur adipiscing</w:t>
                   </w:r>
                 </w:p>
               </w:tc>
@@ -2243,7 +2243,7 @@
                       <w:szCs w:val="24"/>
                       <w:lang w:val="en-US" w:eastAsia="en-US" w:bidi="ar-SA"/>
                     </w:rPr>
-                    <w:t>aliqua ut</w:t>
+                    <w:t>elit sed</w:t>
                   </w:r>
                 </w:p>
               </w:tc>
@@ -2271,7 +2271,7 @@
                       <w:szCs w:val="24"/>
                       <w:lang w:val="en-US" w:eastAsia="en-US" w:bidi="ar-SA"/>
                     </w:rPr>
-                    <w:t>Enim ad minim veniam quis nostrud exercitation ullamco laboris nisi ut aliquip ex</w:t>
+                    <w:t>Do eiusmod tempor incididunt ut labore et dolore magna aliqua ut enim ad</w:t>
                   </w:r>
                 </w:p>
               </w:tc>
@@ -2302,7 +2302,7 @@
                       <w:szCs w:val="24"/>
                       <w:lang w:val="en-US" w:eastAsia="en-US" w:bidi="ar-SA"/>
                     </w:rPr>
-                    <w:t>Ea commodo consequat</w:t>
+                    <w:t>Minim veniam quis</w:t>
                   </w:r>
                 </w:p>
               </w:tc>
@@ -2330,7 +2330,7 @@
                       <w:szCs w:val="24"/>
                       <w:lang w:val="en-US" w:eastAsia="en-US" w:bidi="ar-SA"/>
                     </w:rPr>
-                    <w:t>duis aute</w:t>
+                    <w:t>nostrud exercitation</w:t>
                   </w:r>
                 </w:p>
               </w:tc>
@@ -2358,7 +2358,7 @@
                       <w:szCs w:val="24"/>
                       <w:lang w:val="en-US" w:eastAsia="en-US" w:bidi="ar-SA"/>
                     </w:rPr>
-                    <w:t>Irure dolor in reprehenderit in voluptate velit esse cillum dolore eu fugiat nulla</w:t>
+                    <w:t>Ullamco laboris nisi ut aliquip ex ea commodo consequat duis aute irure dolor</w:t>
                   </w:r>
                 </w:p>
               </w:tc>
@@ -2389,7 +2389,7 @@
                       <w:szCs w:val="24"/>
                       <w:lang w:val="en-US" w:eastAsia="en-US" w:bidi="ar-SA"/>
                     </w:rPr>
-                    <w:t>Pariatur excepteur sint</w:t>
+                    <w:t>In reprehenderit in</w:t>
                   </w:r>
                 </w:p>
               </w:tc>
@@ -2417,7 +2417,7 @@
                       <w:szCs w:val="24"/>
                       <w:lang w:val="en-US" w:eastAsia="en-US" w:bidi="ar-SA"/>
                     </w:rPr>
-                    <w:t>occaecat cupidatat non proident sunt</w:t>
+                    <w:t>voluptate velit esse cillum dolore</w:t>
                   </w:r>
                 </w:p>
               </w:tc>
@@ -2445,7 +2445,7 @@
                       <w:szCs w:val="24"/>
                       <w:lang w:val="en-US" w:eastAsia="en-US" w:bidi="ar-SA"/>
                     </w:rPr>
-                    <w:t>In culpa qui officia deserunt mollit anim id est laborum lorem</w:t>
+                    <w:t>Eu fugiat nulla pariatur excepteur sint occaecat cupidatat non proident sunt</w:t>
                   </w:r>
                 </w:p>
               </w:tc>
@@ -2476,7 +2476,7 @@
                       <w:szCs w:val="24"/>
                       <w:lang w:val="en-US" w:eastAsia="en-US" w:bidi="ar-SA"/>
                     </w:rPr>
-                    <w:t>Ipsum dolor sit</w:t>
+                    <w:t>In culpa qui</w:t>
                   </w:r>
                 </w:p>
               </w:tc>
@@ -2504,7 +2504,7 @@
                       <w:szCs w:val="24"/>
                       <w:lang w:val="en-US" w:eastAsia="en-US" w:bidi="ar-SA"/>
                     </w:rPr>
-                    <w:t>amet consectetur adipiscing</w:t>
+                    <w:t>officia deserunt mollit</w:t>
                   </w:r>
                 </w:p>
               </w:tc>
@@ -2532,7 +2532,7 @@
                       <w:szCs w:val="24"/>
                       <w:lang w:val="en-US" w:eastAsia="en-US" w:bidi="ar-SA"/>
                     </w:rPr>
-                    <w:t>Elit sed do eiusmod tempor incididunt ut</w:t>
+                    <w:t>Anim id est laborum lorem ipsum dolor</w:t>
                   </w:r>
                 </w:p>
               </w:tc>
@@ -2563,7 +2563,7 @@
                       <w:szCs w:val="24"/>
                       <w:lang w:val="en-US" w:eastAsia="en-US" w:bidi="ar-SA"/>
                     </w:rPr>
-                    <w:t>Labore et dolore magna</w:t>
+                    <w:t>Sit amet consectetur adipiscing</w:t>
                   </w:r>
                 </w:p>
               </w:tc>
@@ -2619,7 +2619,7 @@
                       <w:szCs w:val="24"/>
                       <w:lang w:val="en-US" w:eastAsia="en-US" w:bidi="ar-SA"/>
                     </w:rPr>
-                    <w:t>Aliqua ut</w:t>
+                    <w:t>Elit sed</w:t>
                   </w:r>
                 </w:p>
               </w:tc>
@@ -2650,7 +2650,7 @@
                       <w:szCs w:val="24"/>
                       <w:lang w:val="en-US" w:eastAsia="en-US" w:bidi="ar-SA"/>
                     </w:rPr>
-                    <w:t>Enim ad</w:t>
+                    <w:t>Do eiusmod</w:t>
                   </w:r>
                 </w:p>
               </w:tc>
@@ -2706,7 +2706,7 @@
                       <w:szCs w:val="24"/>
                       <w:lang w:val="en-US" w:eastAsia="en-US" w:bidi="ar-SA"/>
                     </w:rPr>
-                    <w:t>minim veniam quis</w:t>
+                    <w:t>tempor incididunt ut</w:t>
                   </w:r>
                 </w:p>
               </w:tc>
@@ -2737,7 +2737,7 @@
                       <w:szCs w:val="24"/>
                       <w:lang w:val="en-US" w:eastAsia="en-US" w:bidi="ar-SA"/>
                     </w:rPr>
-                    <w:t>Nostrud exercitation ullamco</w:t>
+                    <w:t>Labore et dolore</w:t>
                   </w:r>
                 </w:p>
               </w:tc>
@@ -2765,7 +2765,7 @@
                       <w:szCs w:val="24"/>
                       <w:lang w:val="en-US" w:eastAsia="en-US" w:bidi="ar-SA"/>
                     </w:rPr>
-                    <w:t>laboris nisi</w:t>
+                    <w:t>magna aliqua</w:t>
                   </w:r>
                 </w:p>
               </w:tc>
@@ -2793,7 +2793,7 @@
                       <w:szCs w:val="24"/>
                       <w:lang w:val="en-US" w:eastAsia="en-US" w:bidi="ar-SA"/>
                     </w:rPr>
-                    <w:t>Ut aliquip ex ea</w:t>
+                    <w:t>Ut enim ad minim</w:t>
                   </w:r>
                 </w:p>
               </w:tc>
@@ -2824,7 +2824,7 @@
                       <w:szCs w:val="24"/>
                       <w:lang w:val="en-US" w:eastAsia="en-US" w:bidi="ar-SA"/>
                     </w:rPr>
-                    <w:t>Commodo consequat</w:t>
+                    <w:t>Veniam quis</w:t>
                   </w:r>
                 </w:p>
               </w:tc>
@@ -2852,7 +2852,7 @@
                       <w:szCs w:val="24"/>
                       <w:lang w:val="en-US" w:eastAsia="en-US" w:bidi="ar-SA"/>
                     </w:rPr>
-                    <w:t>duis</w:t>
+                    <w:t>nostrud</w:t>
                   </w:r>
                 </w:p>
               </w:tc>
@@ -2880,7 +2880,7 @@
                       <w:szCs w:val="24"/>
                       <w:lang w:val="en-US" w:eastAsia="en-US" w:bidi="ar-SA"/>
                     </w:rPr>
-                    <w:t>Aute irure dolor in</w:t>
+                    <w:t>Exercitation ullamco laboris nisi</w:t>
                   </w:r>
                 </w:p>
               </w:tc>
@@ -2911,7 +2911,7 @@
                       <w:szCs w:val="24"/>
                       <w:lang w:val="en-US" w:eastAsia="en-US" w:bidi="ar-SA"/>
                     </w:rPr>
-                    <w:t>Reprehenderit in</w:t>
+                    <w:t>Ut aliquip</w:t>
                   </w:r>
                 </w:p>
               </w:tc>
@@ -2939,7 +2939,7 @@
                       <w:szCs w:val="24"/>
                       <w:lang w:val="en-US" w:eastAsia="en-US" w:bidi="ar-SA"/>
                     </w:rPr>
-                    <w:t>voluptate</w:t>
+                    <w:t>ex</w:t>
                   </w:r>
                 </w:p>
               </w:tc>
@@ -2967,7 +2967,7 @@
                       <w:szCs w:val="24"/>
                       <w:lang w:val="en-US" w:eastAsia="en-US" w:bidi="ar-SA"/>
                     </w:rPr>
-                    <w:t>Velit esse cillum dolore eu fugiat nulla</w:t>
+                    <w:t>Ea commodo consequat duis aute irure dolor</w:t>
                   </w:r>
                 </w:p>
               </w:tc>
@@ -2998,7 +2998,7 @@
                       <w:szCs w:val="24"/>
                       <w:lang w:val="en-US" w:eastAsia="en-US" w:bidi="ar-SA"/>
                     </w:rPr>
-                    <w:t>Pariatur excepteur</w:t>
+                    <w:t>In reprehenderit</w:t>
                   </w:r>
                 </w:p>
               </w:tc>
@@ -3054,7 +3054,7 @@
                       <w:szCs w:val="24"/>
                       <w:lang w:val="en-US" w:eastAsia="en-US" w:bidi="ar-SA"/>
                     </w:rPr>
-                    <w:t>sint occaecat cupidatat non proident sunt in</w:t>
+                    <w:t>in voluptate velit esse cillum dolore eu</w:t>
                   </w:r>
                 </w:p>
               </w:tc>
@@ -3085,7 +3085,7 @@
                       <w:szCs w:val="24"/>
                       <w:lang w:val="en-US" w:eastAsia="en-US" w:bidi="ar-SA"/>
                     </w:rPr>
-                    <w:t>Culpa qui officia</w:t>
+                    <w:t>Fugiat nulla pariatur</w:t>
                   </w:r>
                 </w:p>
               </w:tc>
@@ -3141,7 +3141,7 @@
                       <w:szCs w:val="24"/>
                       <w:lang w:val="en-US" w:eastAsia="en-US" w:bidi="ar-SA"/>
                     </w:rPr>
-                    <w:t>deserunt mollit anim id est</w:t>
+                    <w:t>excepteur sint occaecat cupidatat non</w:t>
                   </w:r>
                 </w:p>
               </w:tc>
@@ -3172,7 +3172,7 @@
                       <w:szCs w:val="24"/>
                       <w:lang w:val="en-US" w:eastAsia="en-US" w:bidi="ar-SA"/>
                     </w:rPr>
-                    <w:t>Laborum lorem</w:t>
+                    <w:t>Proident sunt</w:t>
                   </w:r>
                 </w:p>
               </w:tc>
@@ -3200,7 +3200,7 @@
                       <w:szCs w:val="24"/>
                       <w:lang w:val="en-US" w:eastAsia="en-US" w:bidi="ar-SA"/>
                     </w:rPr>
-                    <w:t>ipsum</w:t>
+                    <w:t>in</w:t>
                   </w:r>
                 </w:p>
               </w:tc>
@@ -3228,9 +3228,9 @@
                       <w:szCs w:val="24"/>
                       <w:lang w:val="en-US" w:eastAsia="en-US" w:bidi="ar-SA"/>
                     </w:rPr>
-                    <w:t>Dolor sit amet consectetur adipiscing elit</w:t>
-                  </w:r>
-                  <w:bookmarkStart w:id="7" w:name="bm14"/>
+                    <w:t>Culpa qui officia deserunt mollit anim</w:t>
+                  </w:r>
+                  <w:bookmarkStart w:id="7" w:name="bm7"/>
                   <w:bookmarkEnd w:id="7"/>
                 </w:p>
               </w:tc>
@@ -3269,7 +3269,7 @@
       <w:bookmarkEnd w:id="6"/>
       <w:r>
         <w:rPr/>
-        <w:t>Sed</w:t>
+        <w:t>Id</w:t>
       </w:r>
     </w:p>
     <w:p>
@@ -3277,18 +3277,18 @@
         <w:pStyle w:val="Bibliography"/>
         <w:rPr/>
       </w:pPr>
-      <w:bookmarkStart w:id="8" w:name="bm12"/>
-      <w:bookmarkStart w:id="9" w:name="bm6"/>
-      <w:r>
-        <w:rPr/>
-        <w:t>Do eiusmod tempor incididunt ut labore et dolore magna aliqua ut enim ad minim veniam quis nostrud exercitation ullamco laboris nisi ut aliquip ex ea commodo consequat duis aute irure dolor in reprehenderit in voluptate velit esse.</w:t>
+      <w:bookmarkStart w:id="8" w:name="bm5"/>
+      <w:bookmarkStart w:id="9" w:name="bm3"/>
+      <w:r>
+        <w:rPr/>
+        <w:t>Est laborum lorem ipsum dolor sit amet consectetur adipiscing elit sed do eiusmod tempor incididunt ut labore et dolore magna aliqua ut enim ad minim veniam quis nostrud exercitation ullamco laboris nisi ut aliquip ex ea commodo.</w:t>
       </w:r>
       <w:r>
         <w:rPr>
           <w:i/>
           <w:iCs/>
         </w:rPr>
-        <w:t>Cillum dolore</w:t>
+        <w:t>Consequat duis</w:t>
       </w:r>
       <w:r>
         <w:rPr/>
@@ -3303,14 +3303,14 @@
       </w:r>
       <w:r>
         <w:rPr/>
-        <w:t>eu fugiat.</w:t>
-      </w:r>
-      <w:hyperlink r:id="rId2">
+        <w:t>aute irure.</w:t>
+      </w:r>
+      <w:hyperlink r:id="rIdRefLink1">
         <w:r>
           <w:rPr>
             <w:rStyle w:val="Hyperlink"/>
           </w:rPr>
-          <w:t>nulla</w:t>
+          <w:t>dolor</w:t>
         </w:r>
       </w:hyperlink>
     </w:p>
@@ -3319,22 +3319,22 @@
         <w:pStyle w:val="Bibliography"/>
         <w:rPr/>
       </w:pPr>
-      <w:bookmarkStart w:id="10" w:name="bm7"/>
+      <w:bookmarkStart w:id="10" w:name="bm4"/>
       <w:bookmarkEnd w:id="9"/>
       <w:r>
         <w:rPr/>
-        <w:t>Pariatur excepteur sint.</w:t>
+        <w:t>In reprehenderit in.</w:t>
       </w:r>
       <w:r>
         <w:rPr>
           <w:i/>
           <w:iCs/>
         </w:rPr>
-        <w:t>Occaecat cupidatat non proident sunt in culpa</w:t>
-      </w:r>
-      <w:r>
-        <w:rPr/>
-        <w:t>qui officia deserunt mollit anim.</w:t>
+        <w:t>Voluptate velit esse cillum dolore eu fugiat</w:t>
+      </w:r>
+      <w:r>
+        <w:rPr/>
+        <w:t>nulla pariatur excepteur sint occaecat.</w:t>
       </w:r>
     </w:p>
     <w:p>
@@ -3342,29 +3342,29 @@
         <w:pStyle w:val="Bibliography"/>
         <w:rPr/>
       </w:pPr>
-      <w:bookmarkStart w:id="11" w:name="bm8"/>
+      <w:bookmarkStart w:id="11" w:name="bm5"/>
       <w:bookmarkEnd w:id="10"/>
       <w:r>
         <w:rPr/>
-        <w:t>Id est laborum lorem ipsum dolor sit amet consectetur adipiscing elit sed do eiusmod tempor incididunt ut labore et dolore magna aliqua ut enim ad minim veniam quis nostrud exercitation ullamco laboris.</w:t>
+        <w:t>Cupidatat non proident sunt in culpa qui officia deserunt mollit anim id est laborum lorem ipsum dolor sit amet consectetur adipiscing elit sed do eiusmod tempor incididunt ut labore et dolore magna.</w:t>
       </w:r>
       <w:r>
         <w:rPr>
           <w:i/>
           <w:iCs/>
         </w:rPr>
-        <w:t>Nisi ut</w:t>
+        <w:t>Aliqua ut</w:t>
       </w:r>
       <w:r>
         <w:rPr/>
         <w:t xml:space="preserve">. </w:t>
       </w:r>
-      <w:hyperlink r:id="rId3">
+      <w:hyperlink r:id="rIdRefLink2">
         <w:r>
           <w:rPr>
             <w:rStyle w:val="Hyperlink"/>
           </w:rPr>
-          <w:t>aliquip</w:t>
+          <w:t>enim</w:t>
         </w:r>
       </w:hyperlink>
     </w:p>
@@ -3373,18 +3373,18 @@
         <w:pStyle w:val="Bibliography"/>
         <w:rPr/>
       </w:pPr>
-      <w:bookmarkStart w:id="12" w:name="bm9"/>
+      <w:bookmarkStart w:id="12" w:name="bm6"/>
       <w:bookmarkEnd w:id="11"/>
       <w:r>
         <w:rPr/>
-        <w:t>Ex ea commodo consequat duis aute irure dolor in reprehenderit in voluptate velit esse cillum dolore eu.</w:t>
+        <w:t>Ad minim veniam quis nostrud exercitation ullamco laboris nisi ut aliquip ex ea commodo consequat duis aute.</w:t>
       </w:r>
       <w:r>
         <w:rPr>
           <w:i/>
           <w:iCs/>
         </w:rPr>
-        <w:t>Fugiat nulla pariatur</w:t>
+        <w:t>Irure dolor in</w:t>
       </w:r>
       <w:r>
         <w:rPr/>
@@ -3399,14 +3399,14 @@
       </w:r>
       <w:r>
         <w:rPr/>
-        <w:t>excepteur sint.</w:t>
-      </w:r>
-      <w:hyperlink r:id="rId4">
+        <w:t>reprehenderit in.</w:t>
+      </w:r>
+      <w:hyperlink r:id="rIdRefLink3">
         <w:r>
           <w:rPr>
             <w:rStyle w:val="Hyperlink"/>
           </w:rPr>
-          <w:t>occaecat</w:t>
+          <w:t>voluptate</w:t>
         </w:r>
       </w:hyperlink>
     </w:p>
@@ -3416,18 +3416,18 @@
         <w:spacing w:before="100" w:after="100"/>
         <w:rPr/>
       </w:pPr>
-      <w:bookmarkStart w:id="13" w:name="bm10"/>
+      <w:bookmarkStart w:id="13" w:name="bm7"/>
       <w:bookmarkEnd w:id="12"/>
       <w:r>
         <w:rPr/>
-        <w:t>Cupidatat non proident sunt in culpa qui officia deserunt mollit anim id est laborum lorem ipsum dolor sit amet consectetur adipiscing elit sed do eiusmod tempor incididunt ut labore et dolore magna aliqua ut.</w:t>
+        <w:t>Velit esse cillum dolore eu fugiat nulla pariatur excepteur sint occaecat cupidatat non proident sunt in culpa qui officia deserunt mollit anim id est laborum lorem ipsum dolor sit amet consectetur adipiscing elit sed.</w:t>
       </w:r>
       <w:r>
         <w:rPr>
           <w:i/>
           <w:iCs/>
         </w:rPr>
-        <w:t>Enim ad minim veniam</w:t>
+        <w:t>Do eiusmod tempor incididunt</w:t>
       </w:r>
       <w:r>
         <w:rPr/>
@@ -3442,14 +3442,14 @@
       </w:r>
       <w:r>
         <w:rPr/>
-        <w:t>quis nostrud.</w:t>
-      </w:r>
-      <w:hyperlink r:id="rId5">
+        <w:t>ut labore.</w:t>
+      </w:r>
+      <w:hyperlink r:id="rIdRefLink4">
         <w:r>
           <w:rPr>
             <w:rStyle w:val="Hyperlink"/>
           </w:rPr>
-          <w:t>exercitation</w:t>
+          <w:t>ut</w:t>
         </w:r>
       </w:hyperlink>
       <w:bookmarkEnd w:id="0"/>
@@ -3457,38 +3457,59 @@
       <w:bookmarkEnd w:id="13"/>
     </w:p>
     <w:sectPr>
-      <w:footerReference w:type="even" r:id="rId6"/>
-      <w:footerReference w:type="default" r:id="rId7"/>
-      <w:footerReference w:type="first" r:id="rId8"/>
-      <w:type w:val="nextPage"/>
+      <w:footerReference w:type="even" r:id="rId12"/>
+      <w:footerReference w:type="default" r:id="rId13"/>
+      <w:footerReference w:type="first" r:id="rId14"/>
       <w:pgSz w:w="12240" w:h="15840"/>
-      <w:pgMar w:left="950" w:right="950" w:gutter="0" w:header="0" w:top="950" w:footer="720" w:bottom="950"/>
-      <w:pgNumType w:fmt="decimal"/>
-      <w:formProt w:val="false"/>
-      <w:textDirection w:val="lrTb"/>
-      <w:docGrid w:type="default" w:linePitch="100" w:charSpace="0"/>
+      <w:pgMar w:top="950" w:right="950" w:bottom="950" w:left="950" w:header="0" w:footer="720" w:gutter="0"/>
+      <w:cols w:space="720"/>
+      <w:formProt w:val="0"/>
+      <w:docGrid w:linePitch="100"/>
     </w:sectPr>
   </w:body>
 </w:document>
 </file>
 
+<file path=word/endnotes.xml><?xml version="1.0" encoding="utf-8"?>
+<w:endnotes xmlns:wpc="http://schemas.microsoft.com/office/word/2010/wordprocessingCanvas" xmlns:cx="http://schemas.microsoft.com/office/drawing/2014/chartex" xmlns:cx1="http://schemas.microsoft.com/office/drawing/2015/9/8/chartex" xmlns:cx2="http://schemas.microsoft.com/office/drawing/2015/10/21/chartex" xmlns:cx3="http://schemas.microsoft.com/office/drawing/2016/5/9/chartex" xmlns:cx4="http://schemas.microsoft.com/office/drawing/2016/5/10/chartex" xmlns:cx5="http://schemas.microsoft.com/office/drawing/2016/5/11/chartex" xmlns:cx6="http://schemas.microsoft.com/office/drawing/2016/5/12/chartex" xmlns:cx7="http://schemas.microsoft.com/office/drawing/2016/5/13/chartex" xmlns:cx8="http://schemas.microsoft.com/office/drawing/2016/5/14/chartex" xmlns:mc="http://schemas.openxmlformats.org/markup-compatibility/2006" xmlns:m="http://schemas.openxmlformats.org/officeDocument/2006/math" xmlns:aink="http://schemas.microsoft.com/office/drawing/2016/ink" xmlns:am3d="http://schemas.microsoft.com/office/drawing/2017/model3d" xmlns:oel="http://schemas.microsoft.com/office/2019/extlst" xmlns:r="http://schemas.openxmlformats.org/officeDocument/2006/relationships" xmlns:wp14="http://schemas.microsoft.com/office/word/2010/wordprocessingDrawing" xmlns:wp="http://schemas.openxmlformats.org/drawingml/2006/wordprocessingDrawing" xmlns:wpg="http://schemas.microsoft.com/office/word/2010/wordprocessingGroup" xmlns:wpi="http://schemas.microsoft.com/office/word/2010/wordprocessingInk" xmlns:wps="http://schemas.microsoft.com/office/word/2010/wordprocessingShape" xmlns:o="urn:schemas-microsoft-com:office:office" xmlns:v="urn:schemas-microsoft-com:vml" xmlns:w10="urn:schemas-microsoft-com:office:word" xmlns:w="http://schemas.openxmlformats.org/wordprocessingml/2006/main" xmlns:w14="http://schemas.microsoft.com/office/word/2010/wordml" xmlns:w15="http://schemas.microsoft.com/office/word/2012/wordml" xmlns:w16cex="http://schemas.microsoft.com/office/word/2018/wordml/cex" xmlns:w16cid="http://schemas.microsoft.com/office/word/2016/wordml/cid" xmlns:w16="http://schemas.microsoft.com/office/word/2018/wordml" xmlns:w16sdtdh="http://schemas.microsoft.com/office/word/2020/wordml/sdtdatahash" xmlns:w16sdtfl="http://schemas.microsoft.com/office/word/2024/wordml/sdtformatlock" xmlns:w16se="http://schemas.microsoft.com/office/word/2015/wordml/symex" xmlns:w16du="http://schemas.microsoft.com/office/word/2023/wordml/word16du" xmlns:wne="http://schemas.microsoft.com/office/word/2006/wordml" mc:Ignorable="w14 w15 w16se w16cid w16 w16cex w16sdtdh w16sdtfl w16du wp14">
+  <w:endnote w:type="separator" w:id="-1">
+    <w:p>
+      <w:pPr>
+        <w:spacing w:before="0" w:after="0"/>
+      </w:pPr>
+      <w:r>
+        <w:separator/>
+      </w:r>
+    </w:p>
+  </w:endnote>
+  <w:endnote w:type="continuationSeparator" w:id="0">
+    <w:p>
+      <w:pPr>
+        <w:spacing w:before="0" w:after="0"/>
+      </w:pPr>
+      <w:r>
+        <w:continuationSeparator/>
+      </w:r>
+    </w:p>
+  </w:endnote>
+</w:endnotes>
+</file>
+
 <file path=word/footer1.xml><?xml version="1.0" encoding="utf-8"?>
-<w:ftr xmlns:o="urn:schemas-microsoft-com:office:office" xmlns:r="http://schemas.openxmlformats.org/officeDocument/2006/relationships" xmlns:v="urn:schemas-microsoft-com:vml" xmlns:w="http://schemas.openxmlformats.org/wordprocessingml/2006/main" xmlns:w10="urn:schemas-microsoft-com:office:word" xmlns:wp="http://schemas.openxmlformats.org/drawingml/2006/wordprocessingDrawing" xmlns:pic="http://schemas.openxmlformats.org/drawingml/2006/picture" xmlns:wps="http://schemas.microsoft.com/office/word/2010/wordprocessingShape" xmlns:wpg="http://schemas.microsoft.com/office/word/2010/wordprocessingGroup" xmlns:mc="http://schemas.openxmlformats.org/markup-compatibility/2006" xmlns:wp14="http://schemas.microsoft.com/office/word/2010/wordprocessingDrawing" xmlns:w14="http://schemas.microsoft.com/office/word/2010/wordml" xmlns:w15="http://schemas.microsoft.com/office/word/2012/wordml" mc:Ignorable="w14 wp14 w15">
+<w:ftr xmlns:wpc="http://schemas.microsoft.com/office/word/2010/wordprocessingCanvas" xmlns:cx="http://schemas.microsoft.com/office/drawing/2014/chartex" xmlns:cx1="http://schemas.microsoft.com/office/drawing/2015/9/8/chartex" xmlns:cx2="http://schemas.microsoft.com/office/drawing/2015/10/21/chartex" xmlns:cx3="http://schemas.microsoft.com/office/drawing/2016/5/9/chartex" xmlns:cx4="http://schemas.microsoft.com/office/drawing/2016/5/10/chartex" xmlns:cx5="http://schemas.microsoft.com/office/drawing/2016/5/11/chartex" xmlns:cx6="http://schemas.microsoft.com/office/drawing/2016/5/12/chartex" xmlns:cx7="http://schemas.microsoft.com/office/drawing/2016/5/13/chartex" xmlns:cx8="http://schemas.microsoft.com/office/drawing/2016/5/14/chartex" xmlns:mc="http://schemas.openxmlformats.org/markup-compatibility/2006" xmlns:m="http://schemas.openxmlformats.org/officeDocument/2006/math" xmlns:aink="http://schemas.microsoft.com/office/drawing/2016/ink" xmlns:am3d="http://schemas.microsoft.com/office/drawing/2017/model3d" xmlns:oel="http://schemas.microsoft.com/office/2019/extlst" xmlns:r="http://schemas.openxmlformats.org/officeDocument/2006/relationships" xmlns:wp14="http://schemas.microsoft.com/office/word/2010/wordprocessingDrawing" xmlns:wp="http://schemas.openxmlformats.org/drawingml/2006/wordprocessingDrawing" xmlns:wpg="http://schemas.microsoft.com/office/word/2010/wordprocessingGroup" xmlns:wpi="http://schemas.microsoft.com/office/word/2010/wordprocessingInk" xmlns:wps="http://schemas.microsoft.com/office/word/2010/wordprocessingShape" xmlns:o="urn:schemas-microsoft-com:office:office" xmlns:v="urn:schemas-microsoft-com:vml" xmlns:w10="urn:schemas-microsoft-com:office:word" xmlns:w="http://schemas.openxmlformats.org/wordprocessingml/2006/main" xmlns:w14="http://schemas.microsoft.com/office/word/2010/wordml" xmlns:w15="http://schemas.microsoft.com/office/word/2012/wordml" xmlns:w16cex="http://schemas.microsoft.com/office/word/2018/wordml/cex" xmlns:w16cid="http://schemas.microsoft.com/office/word/2016/wordml/cid" xmlns:w16="http://schemas.microsoft.com/office/word/2018/wordml" xmlns:w16sdtdh="http://schemas.microsoft.com/office/word/2020/wordml/sdtdatahash" xmlns:w16sdtfl="http://schemas.microsoft.com/office/word/2024/wordml/sdtformatlock" xmlns:w16se="http://schemas.microsoft.com/office/word/2015/wordml/symex" xmlns:w16du="http://schemas.microsoft.com/office/word/2023/wordml/word16du" xmlns:wne="http://schemas.microsoft.com/office/word/2006/wordml" mc:Ignorable="w14 w15 w16se w16cid w16 w16cex w16sdtdh w16sdtfl w16du wp14">
   <w:p>
     <w:pPr>
       <w:pStyle w:val="Footer"/>
-      <w:spacing w:before="100" w:after="0"/>
-      <w:ind w:end="360"/>
-      <w:rPr/>
+      <w:ind w:right="360"/>
     </w:pPr>
     <w:r>
-      <w:rPr/>
-    </w:r>
-    <w:r>
+      <w:rPr>
+        <w:noProof/>
+      </w:rPr>
       <mc:AlternateContent>
         <mc:Choice Requires="wps">
           <w:drawing>
-            <wp:anchor distT="0" distB="0" distL="0" distR="0" simplePos="0" relativeHeight="0" behindDoc="0" locked="0" layoutInCell="1" allowOverlap="1">
+            <wp:anchor distT="0" distB="0" distL="0" distR="0" simplePos="0" relativeHeight="251658752" behindDoc="1" locked="0" layoutInCell="0" allowOverlap="1" wp14:anchorId="3366B5E8" wp14:editId="065D4B91">
               <wp:simplePos x="0" y="0"/>
               <wp:positionH relativeFrom="margin">
                 <wp:align>right</wp:align>
@@ -3499,23 +3520,37 @@
               <wp:extent cx="14605" cy="14605"/>
               <wp:effectExtent l="0" t="0" r="0" b="0"/>
               <wp:wrapNone/>
-              <wp:docPr id="1" name="Frame1"/>
+              <wp:docPr id="6" name="Frame1"/>
+              <wp:cNvGraphicFramePr/>
               <a:graphic xmlns:a="http://schemas.openxmlformats.org/drawingml/2006/main">
                 <a:graphicData uri="http://schemas.microsoft.com/office/word/2010/wordprocessingShape">
                   <wps:wsp>
-                    <wps:cNvSpPr txBox="1"/>
+                    <wps:cNvSpPr/>
                     <wps:spPr>
                       <a:xfrm>
                         <a:off x="0" y="0"/>
-                        <a:ext cx="14605" cy="14605"/>
+                        <a:ext cx="14760" cy="14760"/>
                       </a:xfrm>
-                      <a:prstGeom prst="rect"/>
-                      <a:solidFill>
-                        <a:srgbClr val="FFFFFF">
-                          <a:alpha val="0"/>
-                        </a:srgbClr>
-                      </a:solidFill>
+                      <a:prstGeom prst="rect">
+                        <a:avLst/>
+                      </a:prstGeom>
+                      <a:noFill/>
+                      <a:ln w="0">
+                        <a:noFill/>
+                      </a:ln>
                     </wps:spPr>
+                    <wps:style>
+                      <a:lnRef idx="0">
+                        <a:scrgbClr r="0" g="0" b="0"/>
+                      </a:lnRef>
+                      <a:fillRef idx="0">
+                        <a:scrgbClr r="0" g="0" b="0"/>
+                      </a:fillRef>
+                      <a:effectRef idx="0">
+                        <a:scrgbClr r="0" g="0" b="0"/>
+                      </a:effectRef>
+                      <a:fontRef idx="minor"/>
+                    </wps:style>
                     <wps:txbx>
                       <w:txbxContent>
                         <w:sdt>
@@ -3523,15 +3558,13 @@
                             <w:id w:val="-1797213190"/>
                             <w:docPartObj>
                               <w:docPartGallery w:val="Page Numbers (Bottom of Page)"/>
-                              <w:docPartUnique w:val="true"/>
+                              <w:docPartUnique/>
                             </w:docPartObj>
                           </w:sdtPr>
                           <w:sdtContent>
                             <w:p>
                               <w:pPr>
                                 <w:pStyle w:val="Footer"/>
-                                <w:pBdr/>
-                                <w:spacing w:before="100" w:after="0"/>
                                 <w:rPr>
                                   <w:rStyle w:val="PageNumber"/>
                                 </w:rPr>
@@ -3571,7 +3604,7 @@
                         </w:sdt>
                       </w:txbxContent>
                     </wps:txbx>
-                    <wps:bodyPr anchor="t" lIns="0" tIns="0" rIns="0" bIns="0">
+                    <wps:bodyPr lIns="0" tIns="0" rIns="0" bIns="0" anchor="t">
                       <a:spAutoFit/>
                     </wps:bodyPr>
                   </wps:wsp>
@@ -3582,24 +3615,21 @@
         </mc:Choice>
         <mc:Fallback>
           <w:pict>
-            <v:rect fillcolor="#FFFFFF" style="position:absolute;rotation:-0;width:1.15pt;height:1.15pt;mso-wrap-distance-left:0pt;mso-wrap-distance-right:0pt;mso-wrap-distance-top:0pt;mso-wrap-distance-bottom:0pt;margin-top:0.05pt;mso-position-vertical-relative:text;margin-left:0pt;mso-position-horizontal:right;mso-position-horizontal-relative:margin">
-              <v:fill opacity="0f"/>
-              <v:textbox inset="0in,0in,0in,0in">
+            <v:rect w14:anchorId="3366B5E8" id="Frame1" o:spid="_x0000_s1026" style="position:absolute;margin-left:-50.05pt;margin-top:.05pt;width:1.15pt;height:1.15pt;z-index:-251657728;visibility:visible;mso-wrap-style:square;mso-wrap-distance-left:0;mso-wrap-distance-top:0;mso-wrap-distance-right:0;mso-wrap-distance-bottom:0;mso-position-horizontal:right;mso-position-horizontal-relative:margin;mso-position-vertical:absolute;mso-position-vertical-relative:text;v-text-anchor:top" o:gfxdata="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" o:allowincell="f" filled="f" stroked="f" strokeweight="0">
+              <v:textbox style="mso-fit-shape-to-text:t" inset="0,0,0,0">
                 <w:txbxContent>
                   <w:sdt>
                     <w:sdtPr>
                       <w:id w:val="-1797213190"/>
                       <w:docPartObj>
                         <w:docPartGallery w:val="Page Numbers (Bottom of Page)"/>
-                        <w:docPartUnique w:val="true"/>
+                        <w:docPartUnique/>
                       </w:docPartObj>
                     </w:sdtPr>
                     <w:sdtContent>
                       <w:p>
                         <w:pPr>
                           <w:pStyle w:val="Footer"/>
-                          <w:pBdr/>
-                          <w:spacing w:before="100" w:after="0"/>
                           <w:rPr>
                             <w:rStyle w:val="PageNumber"/>
                           </w:rPr>
@@ -3639,7 +3669,7 @@
                   </w:sdt>
                 </w:txbxContent>
               </v:textbox>
-              <w10:wrap type="none"/>
+              <w10:wrap anchorx="margin"/>
             </v:rect>
           </w:pict>
         </mc:Fallback>
@@ -3650,22 +3680,20 @@
 </file>
 
 <file path=word/footer2.xml><?xml version="1.0" encoding="utf-8"?>
-<w:ftr xmlns:o="urn:schemas-microsoft-com:office:office" xmlns:r="http://schemas.openxmlformats.org/officeDocument/2006/relationships" xmlns:v="urn:schemas-microsoft-com:vml" xmlns:w="http://schemas.openxmlformats.org/wordprocessingml/2006/main" xmlns:w10="urn:schemas-microsoft-com:office:word" xmlns:wp="http://schemas.openxmlformats.org/drawingml/2006/wordprocessingDrawing" xmlns:pic="http://schemas.openxmlformats.org/drawingml/2006/picture" xmlns:wps="http://schemas.microsoft.com/office/word/2010/wordprocessingShape" xmlns:wpg="http://schemas.microsoft.com/office/word/2010/wordprocessingGroup" xmlns:mc="http://schemas.openxmlformats.org/markup-compatibility/2006" xmlns:wp14="http://schemas.microsoft.com/office/word/2010/wordprocessingDrawing" xmlns:w14="http://schemas.microsoft.com/office/word/2010/wordml" xmlns:w15="http://schemas.microsoft.com/office/word/2012/wordml" mc:Ignorable="w14 wp14 w15">
+<w:ftr xmlns:wpc="http://schemas.microsoft.com/office/word/2010/wordprocessingCanvas" xmlns:cx="http://schemas.microsoft.com/office/drawing/2014/chartex" xmlns:cx1="http://schemas.microsoft.com/office/drawing/2015/9/8/chartex" xmlns:cx2="http://schemas.microsoft.com/office/drawing/2015/10/21/chartex" xmlns:cx3="http://schemas.microsoft.com/office/drawing/2016/5/9/chartex" xmlns:cx4="http://schemas.microsoft.com/office/drawing/2016/5/10/chartex" xmlns:cx5="http://schemas.microsoft.com/office/drawing/2016/5/11/chartex" xmlns:cx6="http://schemas.microsoft.com/office/drawing/2016/5/12/chartex" xmlns:cx7="http://schemas.microsoft.com/office/drawing/2016/5/13/chartex" xmlns:cx8="http://schemas.microsoft.com/office/drawing/2016/5/14/chartex" xmlns:mc="http://schemas.openxmlformats.org/markup-compatibility/2006" xmlns:m="http://schemas.openxmlformats.org/officeDocument/2006/math" xmlns:aink="http://schemas.microsoft.com/office/drawing/2016/ink" xmlns:am3d="http://schemas.microsoft.com/office/drawing/2017/model3d" xmlns:oel="http://schemas.microsoft.com/office/2019/extlst" xmlns:r="http://schemas.openxmlformats.org/officeDocument/2006/relationships" xmlns:wp14="http://schemas.microsoft.com/office/word/2010/wordprocessingDrawing" xmlns:wp="http://schemas.openxmlformats.org/drawingml/2006/wordprocessingDrawing" xmlns:wpg="http://schemas.microsoft.com/office/word/2010/wordprocessingGroup" xmlns:wpi="http://schemas.microsoft.com/office/word/2010/wordprocessingInk" xmlns:wps="http://schemas.microsoft.com/office/word/2010/wordprocessingShape" xmlns:o="urn:schemas-microsoft-com:office:office" xmlns:v="urn:schemas-microsoft-com:vml" xmlns:w10="urn:schemas-microsoft-com:office:word" xmlns:w="http://schemas.openxmlformats.org/wordprocessingml/2006/main" xmlns:w14="http://schemas.microsoft.com/office/word/2010/wordml" xmlns:w15="http://schemas.microsoft.com/office/word/2012/wordml" xmlns:w16cex="http://schemas.microsoft.com/office/word/2018/wordml/cex" xmlns:w16cid="http://schemas.microsoft.com/office/word/2016/wordml/cid" xmlns:w16="http://schemas.microsoft.com/office/word/2018/wordml" xmlns:w16sdtdh="http://schemas.microsoft.com/office/word/2020/wordml/sdtdatahash" xmlns:w16sdtfl="http://schemas.microsoft.com/office/word/2024/wordml/sdtformatlock" xmlns:w16se="http://schemas.microsoft.com/office/word/2015/wordml/symex" xmlns:w16du="http://schemas.microsoft.com/office/word/2023/wordml/word16du" xmlns:wne="http://schemas.microsoft.com/office/word/2006/wordml" mc:Ignorable="w14 w15 w16se w16cid w16 w16cex w16sdtdh w16sdtfl w16du wp14">
   <w:p>
     <w:pPr>
       <w:pStyle w:val="Footer"/>
-      <w:spacing w:before="100" w:after="0"/>
-      <w:ind w:end="360"/>
-      <w:rPr/>
+      <w:ind w:right="360"/>
     </w:pPr>
     <w:r>
-      <w:rPr/>
-    </w:r>
-    <w:r>
+      <w:rPr>
+        <w:noProof/>
+      </w:rPr>
       <mc:AlternateContent>
         <mc:Choice Requires="wps">
           <w:drawing>
-            <wp:anchor distT="0" distB="0" distL="0" distR="0" simplePos="0" relativeHeight="4" behindDoc="0" locked="0" layoutInCell="0" allowOverlap="1">
+            <wp:anchor distT="0" distB="0" distL="0" distR="0" simplePos="0" relativeHeight="251656704" behindDoc="1" locked="0" layoutInCell="0" allowOverlap="1" wp14:anchorId="4428BBB0" wp14:editId="69B529C0">
               <wp:simplePos x="0" y="0"/>
               <wp:positionH relativeFrom="margin">
                 <wp:align>right</wp:align>
@@ -3676,23 +3704,37 @@
               <wp:extent cx="77470" cy="227330"/>
               <wp:effectExtent l="0" t="0" r="0" b="0"/>
               <wp:wrapNone/>
-              <wp:docPr id="2" name="Frame2"/>
+              <wp:docPr id="7" name="Frame2"/>
+              <wp:cNvGraphicFramePr/>
               <a:graphic xmlns:a="http://schemas.openxmlformats.org/drawingml/2006/main">
                 <a:graphicData uri="http://schemas.microsoft.com/office/word/2010/wordprocessingShape">
                   <wps:wsp>
-                    <wps:cNvSpPr txBox="1"/>
+                    <wps:cNvSpPr/>
                     <wps:spPr>
                       <a:xfrm>
                         <a:off x="0" y="0"/>
-                        <a:ext cx="77470" cy="227330"/>
+                        <a:ext cx="77400" cy="227160"/>
                       </a:xfrm>
-                      <a:prstGeom prst="rect"/>
-                      <a:solidFill>
-                        <a:srgbClr val="FFFFFF">
-                          <a:alpha val="0"/>
-                        </a:srgbClr>
-                      </a:solidFill>
+                      <a:prstGeom prst="rect">
+                        <a:avLst/>
+                      </a:prstGeom>
+                      <a:noFill/>
+                      <a:ln w="0">
+                        <a:noFill/>
+                      </a:ln>
                     </wps:spPr>
+                    <wps:style>
+                      <a:lnRef idx="0">
+                        <a:scrgbClr r="0" g="0" b="0"/>
+                      </a:lnRef>
+                      <a:fillRef idx="0">
+                        <a:scrgbClr r="0" g="0" b="0"/>
+                      </a:fillRef>
+                      <a:effectRef idx="0">
+                        <a:scrgbClr r="0" g="0" b="0"/>
+                      </a:effectRef>
+                      <a:fontRef idx="minor"/>
+                    </wps:style>
                     <wps:txbx>
                       <w:txbxContent>
                         <w:sdt>
@@ -3700,15 +3742,13 @@
                             <w:id w:val="895854564"/>
                             <w:docPartObj>
                               <w:docPartGallery w:val="Page Numbers (Bottom of Page)"/>
-                              <w:docPartUnique w:val="true"/>
+                              <w:docPartUnique/>
                             </w:docPartObj>
                           </w:sdtPr>
                           <w:sdtContent>
                             <w:p>
                               <w:pPr>
                                 <w:pStyle w:val="Footer"/>
-                                <w:pBdr/>
-                                <w:spacing w:before="100" w:after="0"/>
                                 <w:rPr>
                                   <w:rStyle w:val="PageNumber"/>
                                 </w:rPr>
@@ -3735,7 +3775,7 @@
                                 <w:rPr>
                                   <w:rStyle w:val="PageNumber"/>
                                 </w:rPr>
-                                <w:t>3</w:t>
+                                <w:t>38</w:t>
                               </w:r>
                               <w:r>
                                 <w:rPr>
@@ -3748,7 +3788,7 @@
                         </w:sdt>
                       </w:txbxContent>
                     </wps:txbx>
-                    <wps:bodyPr anchor="t" lIns="0" tIns="0" rIns="0" bIns="0">
+                    <wps:bodyPr lIns="0" tIns="0" rIns="0" bIns="0" anchor="t">
                       <a:spAutoFit/>
                     </wps:bodyPr>
                   </wps:wsp>
@@ -3759,24 +3799,21 @@
         </mc:Choice>
         <mc:Fallback>
           <w:pict>
-            <v:rect fillcolor="#FFFFFF" style="position:absolute;rotation:-0;width:6.1pt;height:17.9pt;mso-wrap-distance-left:0pt;mso-wrap-distance-right:0pt;mso-wrap-distance-top:0pt;mso-wrap-distance-bottom:0pt;margin-top:0.05pt;mso-position-vertical-relative:text;margin-left:510.9pt;mso-position-horizontal:right;mso-position-horizontal-relative:margin">
-              <v:fill opacity="0f"/>
-              <v:textbox inset="0in,0in,0in,0in">
+            <v:rect w14:anchorId="4428BBB0" id="Frame2" o:spid="_x0000_s1027" style="position:absolute;margin-left:-45.1pt;margin-top:.05pt;width:6.1pt;height:17.9pt;z-index:-251659776;visibility:visible;mso-wrap-style:square;mso-wrap-distance-left:0;mso-wrap-distance-top:0;mso-wrap-distance-right:0;mso-wrap-distance-bottom:0;mso-position-horizontal:right;mso-position-horizontal-relative:margin;mso-position-vertical:absolute;mso-position-vertical-relative:text;v-text-anchor:top" o:gfxdata="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" o:allowincell="f" filled="f" stroked="f" strokeweight="0">
+              <v:textbox style="mso-fit-shape-to-text:t" inset="0,0,0,0">
                 <w:txbxContent>
                   <w:sdt>
                     <w:sdtPr>
                       <w:id w:val="895854564"/>
                       <w:docPartObj>
                         <w:docPartGallery w:val="Page Numbers (Bottom of Page)"/>
-                        <w:docPartUnique w:val="true"/>
+                        <w:docPartUnique/>
                       </w:docPartObj>
                     </w:sdtPr>
                     <w:sdtContent>
                       <w:p>
                         <w:pPr>
                           <w:pStyle w:val="Footer"/>
-                          <w:pBdr/>
-                          <w:spacing w:before="100" w:after="0"/>
                           <w:rPr>
                             <w:rStyle w:val="PageNumber"/>
                           </w:rPr>
@@ -3803,7 +3840,7 @@
                           <w:rPr>
                             <w:rStyle w:val="PageNumber"/>
                           </w:rPr>
-                          <w:t>3</w:t>
+                          <w:t>38</w:t>
                         </w:r>
                         <w:r>
                           <w:rPr>
@@ -3816,7 +3853,7 @@
                   </w:sdt>
                 </w:txbxContent>
               </v:textbox>
-              <w10:wrap type="none"/>
+              <w10:wrap anchorx="margin"/>
             </v:rect>
           </w:pict>
         </mc:Fallback>
@@ -3827,22 +3864,20 @@
 </file>
 
 <file path=word/footer3.xml><?xml version="1.0" encoding="utf-8"?>
-<w:ftr xmlns:o="urn:schemas-microsoft-com:office:office" xmlns:r="http://schemas.openxmlformats.org/officeDocument/2006/relationships" xmlns:v="urn:schemas-microsoft-com:vml" xmlns:w="http://schemas.openxmlformats.org/wordprocessingml/2006/main" xmlns:w10="urn:schemas-microsoft-com:office:word" xmlns:wp="http://schemas.openxmlformats.org/drawingml/2006/wordprocessingDrawing" xmlns:pic="http://schemas.openxmlformats.org/drawingml/2006/picture" xmlns:wps="http://schemas.microsoft.com/office/word/2010/wordprocessingShape" xmlns:wpg="http://schemas.microsoft.com/office/word/2010/wordprocessingGroup" xmlns:mc="http://schemas.openxmlformats.org/markup-compatibility/2006" xmlns:wp14="http://schemas.microsoft.com/office/word/2010/wordprocessingDrawing" xmlns:w14="http://schemas.microsoft.com/office/word/2010/wordml" xmlns:w15="http://schemas.microsoft.com/office/word/2012/wordml" mc:Ignorable="w14 wp14 w15">
+<w:ftr xmlns:wpc="http://schemas.microsoft.com/office/word/2010/wordprocessingCanvas" xmlns:cx="http://schemas.microsoft.com/office/drawing/2014/chartex" xmlns:cx1="http://schemas.microsoft.com/office/drawing/2015/9/8/chartex" xmlns:cx2="http://schemas.microsoft.com/office/drawing/2015/10/21/chartex" xmlns:cx3="http://schemas.microsoft.com/office/drawing/2016/5/9/chartex" xmlns:cx4="http://schemas.microsoft.com/office/drawing/2016/5/10/chartex" xmlns:cx5="http://schemas.microsoft.com/office/drawing/2016/5/11/chartex" xmlns:cx6="http://schemas.microsoft.com/office/drawing/2016/5/12/chartex" xmlns:cx7="http://schemas.microsoft.com/office/drawing/2016/5/13/chartex" xmlns:cx8="http://schemas.microsoft.com/office/drawing/2016/5/14/chartex" xmlns:mc="http://schemas.openxmlformats.org/markup-compatibility/2006" xmlns:m="http://schemas.openxmlformats.org/officeDocument/2006/math" xmlns:aink="http://schemas.microsoft.com/office/drawing/2016/ink" xmlns:am3d="http://schemas.microsoft.com/office/drawing/2017/model3d" xmlns:oel="http://schemas.microsoft.com/office/2019/extlst" xmlns:r="http://schemas.openxmlformats.org/officeDocument/2006/relationships" xmlns:wp14="http://schemas.microsoft.com/office/word/2010/wordprocessingDrawing" xmlns:wp="http://schemas.openxmlformats.org/drawingml/2006/wordprocessingDrawing" xmlns:wpg="http://schemas.microsoft.com/office/word/2010/wordprocessingGroup" xmlns:wpi="http://schemas.microsoft.com/office/word/2010/wordprocessingInk" xmlns:wps="http://schemas.microsoft.com/office/word/2010/wordprocessingShape" xmlns:o="urn:schemas-microsoft-com:office:office" xmlns:v="urn:schemas-microsoft-com:vml" xmlns:w10="urn:schemas-microsoft-com:office:word" xmlns:w="http://schemas.openxmlformats.org/wordprocessingml/2006/main" xmlns:w14="http://schemas.microsoft.com/office/word/2010/wordml" xmlns:w15="http://schemas.microsoft.com/office/word/2012/wordml" xmlns:w16cex="http://schemas.microsoft.com/office/word/2018/wordml/cex" xmlns:w16cid="http://schemas.microsoft.com/office/word/2016/wordml/cid" xmlns:w16="http://schemas.microsoft.com/office/word/2018/wordml" xmlns:w16sdtdh="http://schemas.microsoft.com/office/word/2020/wordml/sdtdatahash" xmlns:w16sdtfl="http://schemas.microsoft.com/office/word/2024/wordml/sdtformatlock" xmlns:w16se="http://schemas.microsoft.com/office/word/2015/wordml/symex" xmlns:w16du="http://schemas.microsoft.com/office/word/2023/wordml/word16du" xmlns:wne="http://schemas.microsoft.com/office/word/2006/wordml" mc:Ignorable="w14 w15 w16se w16cid w16 w16cex w16sdtdh w16sdtfl w16du wp14">
   <w:p>
     <w:pPr>
       <w:pStyle w:val="Footer"/>
-      <w:spacing w:before="100" w:after="0"/>
-      <w:ind w:end="360"/>
-      <w:rPr/>
+      <w:ind w:right="360"/>
     </w:pPr>
     <w:r>
-      <w:rPr/>
-    </w:r>
-    <w:r>
+      <w:rPr>
+        <w:noProof/>
+      </w:rPr>
       <mc:AlternateContent>
         <mc:Choice Requires="wps">
           <w:drawing>
-            <wp:anchor distT="0" distB="0" distL="0" distR="0" simplePos="0" relativeHeight="4" behindDoc="0" locked="0" layoutInCell="0" allowOverlap="1">
+            <wp:anchor distT="0" distB="0" distL="0" distR="0" simplePos="0" relativeHeight="251657728" behindDoc="1" locked="0" layoutInCell="0" allowOverlap="1" wp14:anchorId="660F8A48" wp14:editId="7D38DCB2">
               <wp:simplePos x="0" y="0"/>
               <wp:positionH relativeFrom="margin">
                 <wp:align>right</wp:align>
@@ -3853,39 +3888,51 @@
               <wp:extent cx="77470" cy="227330"/>
               <wp:effectExtent l="0" t="0" r="0" b="0"/>
               <wp:wrapNone/>
-              <wp:docPr id="3" name="Frame2"/>
+              <wp:docPr id="8" name="Frame2"/>
+              <wp:cNvGraphicFramePr/>
               <a:graphic xmlns:a="http://schemas.openxmlformats.org/drawingml/2006/main">
                 <a:graphicData uri="http://schemas.microsoft.com/office/word/2010/wordprocessingShape">
                   <wps:wsp>
-                    <wps:cNvSpPr txBox="1"/>
+                    <wps:cNvSpPr/>
                     <wps:spPr>
                       <a:xfrm>
                         <a:off x="0" y="0"/>
-                        <a:ext cx="77470" cy="227330"/>
+                        <a:ext cx="77400" cy="227160"/>
                       </a:xfrm>
-                      <a:prstGeom prst="rect"/>
-                      <a:solidFill>
-                        <a:srgbClr val="FFFFFF">
-                          <a:alpha val="0"/>
-                        </a:srgbClr>
-                      </a:solidFill>
+                      <a:prstGeom prst="rect">
+                        <a:avLst/>
+                      </a:prstGeom>
+                      <a:noFill/>
+                      <a:ln w="0">
+                        <a:noFill/>
+                      </a:ln>
                     </wps:spPr>
+                    <wps:style>
+                      <a:lnRef idx="0">
+                        <a:scrgbClr r="0" g="0" b="0"/>
+                      </a:lnRef>
+                      <a:fillRef idx="0">
+                        <a:scrgbClr r="0" g="0" b="0"/>
+                      </a:fillRef>
+                      <a:effectRef idx="0">
+                        <a:scrgbClr r="0" g="0" b="0"/>
+                      </a:effectRef>
+                      <a:fontRef idx="minor"/>
+                    </wps:style>
                     <wps:txbx>
                       <w:txbxContent>
                         <w:sdt>
                           <w:sdtPr>
-                            <w:id w:val="895854564"/>
+                            <w:id w:val="985284130"/>
                             <w:docPartObj>
                               <w:docPartGallery w:val="Page Numbers (Bottom of Page)"/>
-                              <w:docPartUnique w:val="true"/>
+                              <w:docPartUnique/>
                             </w:docPartObj>
                           </w:sdtPr>
                           <w:sdtContent>
                             <w:p>
                               <w:pPr>
                                 <w:pStyle w:val="Footer"/>
-                                <w:pBdr/>
-                                <w:spacing w:before="100" w:after="0"/>
                                 <w:rPr>
                                   <w:rStyle w:val="PageNumber"/>
                                 </w:rPr>
@@ -3912,7 +3959,7 @@
                                 <w:rPr>
                                   <w:rStyle w:val="PageNumber"/>
                                 </w:rPr>
-                                <w:t>3</w:t>
+                                <w:t>38</w:t>
                               </w:r>
                               <w:r>
                                 <w:rPr>
@@ -3925,7 +3972,7 @@
                         </w:sdt>
                       </w:txbxContent>
                     </wps:txbx>
-                    <wps:bodyPr anchor="t" lIns="0" tIns="0" rIns="0" bIns="0">
+                    <wps:bodyPr lIns="0" tIns="0" rIns="0" bIns="0" anchor="t">
                       <a:spAutoFit/>
                     </wps:bodyPr>
                   </wps:wsp>
@@ -3936,24 +3983,21 @@
         </mc:Choice>
         <mc:Fallback>
           <w:pict>
-            <v:rect fillcolor="#FFFFFF" style="position:absolute;rotation:-0;width:6.1pt;height:17.9pt;mso-wrap-distance-left:0pt;mso-wrap-distance-right:0pt;mso-wrap-distance-top:0pt;mso-wrap-distance-bottom:0pt;margin-top:0.05pt;mso-position-vertical-relative:text;margin-left:510.9pt;mso-position-horizontal:right;mso-position-horizontal-relative:margin">
-              <v:fill opacity="0f"/>
-              <v:textbox inset="0in,0in,0in,0in">
+            <v:rect w14:anchorId="660F8A48" id="_x0000_s1028" style="position:absolute;margin-left:-45.1pt;margin-top:.05pt;width:6.1pt;height:17.9pt;z-index:-251658752;visibility:visible;mso-wrap-style:square;mso-wrap-distance-left:0;mso-wrap-distance-top:0;mso-wrap-distance-right:0;mso-wrap-distance-bottom:0;mso-position-horizontal:right;mso-position-horizontal-relative:margin;mso-position-vertical:absolute;mso-position-vertical-relative:text;v-text-anchor:top" o:gfxdata="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" o:allowincell="f" filled="f" stroked="f" strokeweight="0">
+              <v:textbox style="mso-fit-shape-to-text:t" inset="0,0,0,0">
                 <w:txbxContent>
                   <w:sdt>
                     <w:sdtPr>
-                      <w:id w:val="895854564"/>
+                      <w:id w:val="985284130"/>
                       <w:docPartObj>
                         <w:docPartGallery w:val="Page Numbers (Bottom of Page)"/>
-                        <w:docPartUnique w:val="true"/>
+                        <w:docPartUnique/>
                       </w:docPartObj>
                     </w:sdtPr>
                     <w:sdtContent>
                       <w:p>
                         <w:pPr>
                           <w:pStyle w:val="Footer"/>
-                          <w:pBdr/>
-                          <w:spacing w:before="100" w:after="0"/>
                           <w:rPr>
                             <w:rStyle w:val="PageNumber"/>
                           </w:rPr>
@@ -3980,7 +4024,7 @@
                           <w:rPr>
                             <w:rStyle w:val="PageNumber"/>
                           </w:rPr>
-                          <w:t>3</w:t>
+                          <w:t>38</w:t>
                         </w:r>
                         <w:r>
                           <w:rPr>
@@ -3993,7 +4037,7 @@
                   </w:sdt>
                 </w:txbxContent>
               </v:textbox>
-              <w10:wrap type="none"/>
+              <w10:wrap anchorx="margin"/>
             </v:rect>
           </w:pict>
         </mc:Fallback>
@@ -4003,12 +4047,435 @@
 </w:ftr>
 </file>
 
+<file path=word/footnotes.xml><?xml version="1.0" encoding="utf-8"?>
+<w:footnotes xmlns:wpc="http://schemas.microsoft.com/office/word/2010/wordprocessingCanvas" xmlns:cx="http://schemas.microsoft.com/office/drawing/2014/chartex" xmlns:cx1="http://schemas.microsoft.com/office/drawing/2015/9/8/chartex" xmlns:cx2="http://schemas.microsoft.com/office/drawing/2015/10/21/chartex" xmlns:cx3="http://schemas.microsoft.com/office/drawing/2016/5/9/chartex" xmlns:cx4="http://schemas.microsoft.com/office/drawing/2016/5/10/chartex" xmlns:cx5="http://schemas.microsoft.com/office/drawing/2016/5/11/chartex" xmlns:cx6="http://schemas.microsoft.com/office/drawing/2016/5/12/chartex" xmlns:cx7="http://schemas.microsoft.com/office/drawing/2016/5/13/chartex" xmlns:cx8="http://schemas.microsoft.com/office/drawing/2016/5/14/chartex" xmlns:mc="http://schemas.openxmlformats.org/markup-compatibility/2006" xmlns:m="http://schemas.openxmlformats.org/officeDocument/2006/math" xmlns:aink="http://schemas.microsoft.com/office/drawing/2016/ink" xmlns:am3d="http://schemas.microsoft.com/office/drawing/2017/model3d" xmlns:oel="http://schemas.microsoft.com/office/2019/extlst" xmlns:r="http://schemas.openxmlformats.org/officeDocument/2006/relationships" xmlns:wp14="http://schemas.microsoft.com/office/word/2010/wordprocessingDrawing" xmlns:wp="http://schemas.openxmlformats.org/drawingml/2006/wordprocessingDrawing" xmlns:wpg="http://schemas.microsoft.com/office/word/2010/wordprocessingGroup" xmlns:wpi="http://schemas.microsoft.com/office/word/2010/wordprocessingInk" xmlns:wps="http://schemas.microsoft.com/office/word/2010/wordprocessingShape" xmlns:o="urn:schemas-microsoft-com:office:office" xmlns:v="urn:schemas-microsoft-com:vml" xmlns:w10="urn:schemas-microsoft-com:office:word" xmlns:w="http://schemas.openxmlformats.org/wordprocessingml/2006/main" xmlns:w14="http://schemas.microsoft.com/office/word/2010/wordml" xmlns:w15="http://schemas.microsoft.com/office/word/2012/wordml" xmlns:w16cex="http://schemas.microsoft.com/office/word/2018/wordml/cex" xmlns:w16cid="http://schemas.microsoft.com/office/word/2016/wordml/cid" xmlns:w16="http://schemas.microsoft.com/office/word/2018/wordml" xmlns:w16sdtdh="http://schemas.microsoft.com/office/word/2020/wordml/sdtdatahash" xmlns:w16sdtfl="http://schemas.microsoft.com/office/word/2024/wordml/sdtformatlock" xmlns:w16se="http://schemas.microsoft.com/office/word/2015/wordml/symex" xmlns:w16du="http://schemas.microsoft.com/office/word/2023/wordml/word16du" xmlns:wne="http://schemas.microsoft.com/office/word/2006/wordml" mc:Ignorable="w14 w15 w16se w16cid w16 w16cex w16sdtdh w16sdtfl w16du wp14">
+  <w:footnote w:type="separator" w:id="-1">
+    <w:p>
+      <w:pPr>
+        <w:spacing w:before="0" w:after="0"/>
+      </w:pPr>
+      <w:r>
+        <w:separator/>
+      </w:r>
+    </w:p>
+  </w:footnote>
+  <w:footnote w:type="continuationSeparator" w:id="0">
+    <w:p>
+      <w:pPr>
+        <w:spacing w:before="0" w:after="0"/>
+      </w:pPr>
+      <w:r>
+        <w:continuationSeparator/>
+      </w:r>
+    </w:p>
+  </w:footnote>
+</w:footnotes>
+</file>
+
+<file path=word/numbering.xml><?xml version="1.0" encoding="utf-8"?>
+<w:numbering xmlns:wpc="http://schemas.microsoft.com/office/word/2010/wordprocessingCanvas" xmlns:cx="http://schemas.microsoft.com/office/drawing/2014/chartex" xmlns:cx1="http://schemas.microsoft.com/office/drawing/2015/9/8/chartex" xmlns:cx2="http://schemas.microsoft.com/office/drawing/2015/10/21/chartex" xmlns:cx3="http://schemas.microsoft.com/office/drawing/2016/5/9/chartex" xmlns:cx4="http://schemas.microsoft.com/office/drawing/2016/5/10/chartex" xmlns:cx5="http://schemas.microsoft.com/office/drawing/2016/5/11/chartex" xmlns:cx6="http://schemas.microsoft.com/office/drawing/2016/5/12/chartex" xmlns:cx7="http://schemas.microsoft.com/office/drawing/2016/5/13/chartex" xmlns:cx8="http://schemas.microsoft.com/office/drawing/2016/5/14/chartex" xmlns:mc="http://schemas.openxmlformats.org/markup-compatibility/2006" xmlns:m="http://schemas.openxmlformats.org/officeDocument/2006/math" xmlns:aink="http://schemas.microsoft.com/office/drawing/2016/ink" xmlns:am3d="http://schemas.microsoft.com/office/drawing/2017/model3d" xmlns:oel="http://schemas.microsoft.com/office/2019/extlst" xmlns:r="http://schemas.openxmlformats.org/officeDocument/2006/relationships" xmlns:wp14="http://schemas.microsoft.com/office/word/2010/wordprocessingDrawing" xmlns:wp="http://schemas.openxmlformats.org/drawingml/2006/wordprocessingDrawing" xmlns:wpg="http://schemas.microsoft.com/office/word/2010/wordprocessingGroup" xmlns:wpi="http://schemas.microsoft.com/office/word/2010/wordprocessingInk" xmlns:wps="http://schemas.microsoft.com/office/word/2010/wordprocessingShape" xmlns:o="urn:schemas-microsoft-com:office:office" xmlns:v="urn:schemas-microsoft-com:vml" xmlns:w10="urn:schemas-microsoft-com:office:word" xmlns:w="http://schemas.openxmlformats.org/wordprocessingml/2006/main" xmlns:w14="http://schemas.microsoft.com/office/word/2010/wordml" xmlns:w15="http://schemas.microsoft.com/office/word/2012/wordml" xmlns:w16cex="http://schemas.microsoft.com/office/word/2018/wordml/cex" xmlns:w16cid="http://schemas.microsoft.com/office/word/2016/wordml/cid" xmlns:w16="http://schemas.microsoft.com/office/word/2018/wordml" xmlns:w16sdtdh="http://schemas.microsoft.com/office/word/2020/wordml/sdtdatahash" xmlns:w16sdtfl="http://schemas.microsoft.com/office/word/2024/wordml/sdtformatlock" xmlns:w16se="http://schemas.microsoft.com/office/word/2015/wordml/symex" xmlns:w16du="http://schemas.microsoft.com/office/word/2023/wordml/word16du" xmlns:wne="http://schemas.microsoft.com/office/word/2006/wordml" mc:Ignorable="w14 w15 w16se w16cid w16 w16cex w16sdtdh w16sdtfl w16du wp14">
+  <w:abstractNum w:abstractNumId="0" w15:restartNumberingAfterBreak="0">
+    <w:nsid w:val="189D657F"/>
+    <w:multiLevelType w:val="multilevel"/>
+    <w:tmpl w:val="FA841D5C"/>
+    <w:lvl w:ilvl="0">
+      <w:numFmt w:val="bullet"/>
+      <w:lvlText w:val=""/>
+      <w:lvlJc w:val="left"/>
+      <w:pPr>
+        <w:tabs>
+          <w:tab w:val="num" w:pos="0"/>
+        </w:tabs>
+        <w:ind w:left="720" w:hanging="360"/>
+      </w:pPr>
+      <w:rPr>
+        <w:rFonts w:ascii="Symbol" w:hAnsi="Symbol" w:cs="Symbol" w:hint="default"/>
+      </w:rPr>
+    </w:lvl>
+    <w:lvl w:ilvl="1">
+      <w:numFmt w:val="bullet"/>
+      <w:lvlText w:val="o"/>
+      <w:lvlJc w:val="left"/>
+      <w:pPr>
+        <w:tabs>
+          <w:tab w:val="num" w:pos="0"/>
+        </w:tabs>
+        <w:ind w:left="1440" w:hanging="360"/>
+      </w:pPr>
+      <w:rPr>
+        <w:rFonts w:ascii="Courier New" w:hAnsi="Courier New" w:cs="Courier New" w:hint="default"/>
+      </w:rPr>
+    </w:lvl>
+    <w:lvl w:ilvl="2">
+      <w:numFmt w:val="bullet"/>
+      <w:lvlText w:val=""/>
+      <w:lvlJc w:val="left"/>
+      <w:pPr>
+        <w:tabs>
+          <w:tab w:val="num" w:pos="0"/>
+        </w:tabs>
+        <w:ind w:left="2160" w:hanging="360"/>
+      </w:pPr>
+      <w:rPr>
+        <w:rFonts w:ascii="Wingdings" w:hAnsi="Wingdings" w:cs="Wingdings" w:hint="default"/>
+      </w:rPr>
+    </w:lvl>
+    <w:lvl w:ilvl="3">
+      <w:numFmt w:val="bullet"/>
+      <w:lvlText w:val=""/>
+      <w:lvlJc w:val="left"/>
+      <w:pPr>
+        <w:tabs>
+          <w:tab w:val="num" w:pos="0"/>
+        </w:tabs>
+        <w:ind w:left="2880" w:hanging="360"/>
+      </w:pPr>
+      <w:rPr>
+        <w:rFonts w:ascii="Symbol" w:hAnsi="Symbol" w:cs="Symbol" w:hint="default"/>
+      </w:rPr>
+    </w:lvl>
+    <w:lvl w:ilvl="4">
+      <w:numFmt w:val="bullet"/>
+      <w:lvlText w:val="o"/>
+      <w:lvlJc w:val="left"/>
+      <w:pPr>
+        <w:tabs>
+          <w:tab w:val="num" w:pos="0"/>
+        </w:tabs>
+        <w:ind w:left="3600" w:hanging="360"/>
+      </w:pPr>
+      <w:rPr>
+        <w:rFonts w:ascii="Courier New" w:hAnsi="Courier New" w:cs="Courier New" w:hint="default"/>
+      </w:rPr>
+    </w:lvl>
+    <w:lvl w:ilvl="5">
+      <w:numFmt w:val="bullet"/>
+      <w:lvlText w:val=""/>
+      <w:lvlJc w:val="left"/>
+      <w:pPr>
+        <w:tabs>
+          <w:tab w:val="num" w:pos="0"/>
+        </w:tabs>
+        <w:ind w:left="4320" w:hanging="360"/>
+      </w:pPr>
+      <w:rPr>
+        <w:rFonts w:ascii="Wingdings" w:hAnsi="Wingdings" w:cs="Wingdings" w:hint="default"/>
+      </w:rPr>
+    </w:lvl>
+    <w:lvl w:ilvl="6">
+      <w:numFmt w:val="bullet"/>
+      <w:lvlText w:val=""/>
+      <w:lvlJc w:val="left"/>
+      <w:pPr>
+        <w:tabs>
+          <w:tab w:val="num" w:pos="0"/>
+        </w:tabs>
+        <w:ind w:left="5040" w:hanging="360"/>
+      </w:pPr>
+      <w:rPr>
+        <w:rFonts w:ascii="Symbol" w:hAnsi="Symbol" w:cs="Symbol" w:hint="default"/>
+      </w:rPr>
+    </w:lvl>
+    <w:lvl w:ilvl="7">
+      <w:numFmt w:val="bullet"/>
+      <w:lvlText w:val="o"/>
+      <w:lvlJc w:val="left"/>
+      <w:pPr>
+        <w:tabs>
+          <w:tab w:val="num" w:pos="0"/>
+        </w:tabs>
+        <w:ind w:left="5760" w:hanging="360"/>
+      </w:pPr>
+      <w:rPr>
+        <w:rFonts w:ascii="Courier New" w:hAnsi="Courier New" w:cs="Courier New" w:hint="default"/>
+      </w:rPr>
+    </w:lvl>
+    <w:lvl w:ilvl="8">
+      <w:numFmt w:val="bullet"/>
+      <w:lvlText w:val=""/>
+      <w:lvlJc w:val="left"/>
+      <w:pPr>
+        <w:tabs>
+          <w:tab w:val="num" w:pos="0"/>
+        </w:tabs>
+        <w:ind w:left="6480" w:hanging="360"/>
+      </w:pPr>
+      <w:rPr>
+        <w:rFonts w:ascii="Wingdings" w:hAnsi="Wingdings" w:cs="Wingdings" w:hint="default"/>
+      </w:rPr>
+    </w:lvl>
+  </w:abstractNum>
+  <w:abstractNum w:abstractNumId="1" w15:restartNumberingAfterBreak="0">
+    <w:nsid w:val="763D5ACC"/>
+    <w:multiLevelType w:val="multilevel"/>
+    <w:tmpl w:val="39642E8E"/>
+    <w:lvl w:ilvl="0">
+      <w:start w:val="1"/>
+      <w:numFmt w:val="none"/>
+      <w:suff w:val="nothing"/>
+      <w:lvlText w:val=""/>
+      <w:lvlJc w:val="left"/>
+      <w:pPr>
+        <w:tabs>
+          <w:tab w:val="num" w:pos="0"/>
+        </w:tabs>
+        <w:ind w:left="0" w:firstLine="0"/>
+      </w:pPr>
+    </w:lvl>
+    <w:lvl w:ilvl="1">
+      <w:start w:val="1"/>
+      <w:numFmt w:val="none"/>
+      <w:suff w:val="nothing"/>
+      <w:lvlText w:val=""/>
+      <w:lvlJc w:val="left"/>
+      <w:pPr>
+        <w:tabs>
+          <w:tab w:val="num" w:pos="0"/>
+        </w:tabs>
+        <w:ind w:left="0" w:firstLine="0"/>
+      </w:pPr>
+    </w:lvl>
+    <w:lvl w:ilvl="2">
+      <w:start w:val="1"/>
+      <w:numFmt w:val="none"/>
+      <w:suff w:val="nothing"/>
+      <w:lvlText w:val=""/>
+      <w:lvlJc w:val="left"/>
+      <w:pPr>
+        <w:tabs>
+          <w:tab w:val="num" w:pos="0"/>
+        </w:tabs>
+        <w:ind w:left="0" w:firstLine="0"/>
+      </w:pPr>
+    </w:lvl>
+    <w:lvl w:ilvl="3">
+      <w:start w:val="1"/>
+      <w:numFmt w:val="none"/>
+      <w:suff w:val="nothing"/>
+      <w:lvlText w:val=""/>
+      <w:lvlJc w:val="left"/>
+      <w:pPr>
+        <w:tabs>
+          <w:tab w:val="num" w:pos="0"/>
+        </w:tabs>
+        <w:ind w:left="0" w:firstLine="0"/>
+      </w:pPr>
+    </w:lvl>
+    <w:lvl w:ilvl="4">
+      <w:start w:val="1"/>
+      <w:numFmt w:val="none"/>
+      <w:suff w:val="nothing"/>
+      <w:lvlText w:val=""/>
+      <w:lvlJc w:val="left"/>
+      <w:pPr>
+        <w:tabs>
+          <w:tab w:val="num" w:pos="0"/>
+        </w:tabs>
+        <w:ind w:left="0" w:firstLine="0"/>
+      </w:pPr>
+    </w:lvl>
+    <w:lvl w:ilvl="5">
+      <w:start w:val="1"/>
+      <w:numFmt w:val="none"/>
+      <w:suff w:val="nothing"/>
+      <w:lvlText w:val=""/>
+      <w:lvlJc w:val="left"/>
+      <w:pPr>
+        <w:tabs>
+          <w:tab w:val="num" w:pos="0"/>
+        </w:tabs>
+        <w:ind w:left="0" w:firstLine="0"/>
+      </w:pPr>
+    </w:lvl>
+    <w:lvl w:ilvl="6">
+      <w:start w:val="1"/>
+      <w:numFmt w:val="none"/>
+      <w:suff w:val="nothing"/>
+      <w:lvlText w:val=""/>
+      <w:lvlJc w:val="left"/>
+      <w:pPr>
+        <w:tabs>
+          <w:tab w:val="num" w:pos="0"/>
+        </w:tabs>
+        <w:ind w:left="0" w:firstLine="0"/>
+      </w:pPr>
+    </w:lvl>
+    <w:lvl w:ilvl="7">
+      <w:start w:val="1"/>
+      <w:numFmt w:val="none"/>
+      <w:suff w:val="nothing"/>
+      <w:lvlText w:val=""/>
+      <w:lvlJc w:val="left"/>
+      <w:pPr>
+        <w:tabs>
+          <w:tab w:val="num" w:pos="0"/>
+        </w:tabs>
+        <w:ind w:left="0" w:firstLine="0"/>
+      </w:pPr>
+    </w:lvl>
+    <w:lvl w:ilvl="8">
+      <w:start w:val="1"/>
+      <w:numFmt w:val="none"/>
+      <w:suff w:val="nothing"/>
+      <w:lvlText w:val=""/>
+      <w:lvlJc w:val="left"/>
+      <w:pPr>
+        <w:tabs>
+          <w:tab w:val="num" w:pos="0"/>
+        </w:tabs>
+        <w:ind w:left="0" w:firstLine="0"/>
+      </w:pPr>
+    </w:lvl>
+  </w:abstractNum>
+  <w:abstractNum w:abstractNumId="2" w15:restartNumberingAfterBreak="0">
+    <w:nsid w:val="7CF642C1"/>
+    <w:multiLevelType w:val="multilevel"/>
+    <w:tmpl w:val="422264C8"/>
+    <w:lvl w:ilvl="0">
+      <w:numFmt w:val="bullet"/>
+      <w:lvlText w:val=""/>
+      <w:lvlJc w:val="left"/>
+      <w:pPr>
+        <w:tabs>
+          <w:tab w:val="num" w:pos="0"/>
+        </w:tabs>
+        <w:ind w:left="720" w:hanging="360"/>
+      </w:pPr>
+      <w:rPr>
+        <w:rFonts w:ascii="Symbol" w:hAnsi="Symbol" w:cs="Symbol" w:hint="default"/>
+      </w:rPr>
+    </w:lvl>
+    <w:lvl w:ilvl="1">
+      <w:numFmt w:val="bullet"/>
+      <w:lvlText w:val="o"/>
+      <w:lvlJc w:val="left"/>
+      <w:pPr>
+        <w:tabs>
+          <w:tab w:val="num" w:pos="0"/>
+        </w:tabs>
+        <w:ind w:left="1440" w:hanging="360"/>
+      </w:pPr>
+      <w:rPr>
+        <w:rFonts w:ascii="Courier New" w:hAnsi="Courier New" w:cs="Courier New" w:hint="default"/>
+      </w:rPr>
+    </w:lvl>
+    <w:lvl w:ilvl="2">
+      <w:numFmt w:val="bullet"/>
+      <w:lvlText w:val=""/>
+      <w:lvlJc w:val="left"/>
+      <w:pPr>
+        <w:tabs>
+          <w:tab w:val="num" w:pos="0"/>
+        </w:tabs>
+        <w:ind w:left="2160" w:hanging="360"/>
+      </w:pPr>
+      <w:rPr>
+        <w:rFonts w:ascii="Wingdings" w:hAnsi="Wingdings" w:cs="Wingdings" w:hint="default"/>
+      </w:rPr>
+    </w:lvl>
+    <w:lvl w:ilvl="3">
+      <w:numFmt w:val="bullet"/>
+      <w:lvlText w:val=""/>
+      <w:lvlJc w:val="left"/>
+      <w:pPr>
+        <w:tabs>
+          <w:tab w:val="num" w:pos="0"/>
+        </w:tabs>
+        <w:ind w:left="2880" w:hanging="360"/>
+      </w:pPr>
+      <w:rPr>
+        <w:rFonts w:ascii="Symbol" w:hAnsi="Symbol" w:cs="Symbol" w:hint="default"/>
+      </w:rPr>
+    </w:lvl>
+    <w:lvl w:ilvl="4">
+      <w:numFmt w:val="bullet"/>
+      <w:lvlText w:val="o"/>
+      <w:lvlJc w:val="left"/>
+      <w:pPr>
+        <w:tabs>
+          <w:tab w:val="num" w:pos="0"/>
+        </w:tabs>
+        <w:ind w:left="3600" w:hanging="360"/>
+      </w:pPr>
+      <w:rPr>
+        <w:rFonts w:ascii="Courier New" w:hAnsi="Courier New" w:cs="Courier New" w:hint="default"/>
+      </w:rPr>
+    </w:lvl>
+    <w:lvl w:ilvl="5">
+      <w:numFmt w:val="bullet"/>
+      <w:lvlText w:val=""/>
+      <w:lvlJc w:val="left"/>
+      <w:pPr>
+        <w:tabs>
+          <w:tab w:val="num" w:pos="0"/>
+        </w:tabs>
+        <w:ind w:left="4320" w:hanging="360"/>
+      </w:pPr>
+      <w:rPr>
+        <w:rFonts w:ascii="Wingdings" w:hAnsi="Wingdings" w:cs="Wingdings" w:hint="default"/>
+      </w:rPr>
+    </w:lvl>
+    <w:lvl w:ilvl="6">
+      <w:numFmt w:val="bullet"/>
+      <w:lvlText w:val=""/>
+      <w:lvlJc w:val="left"/>
+      <w:pPr>
+        <w:tabs>
+          <w:tab w:val="num" w:pos="0"/>
+        </w:tabs>
+        <w:ind w:left="5040" w:hanging="360"/>
+      </w:pPr>
+      <w:rPr>
+        <w:rFonts w:ascii="Symbol" w:hAnsi="Symbol" w:cs="Symbol" w:hint="default"/>
+      </w:rPr>
+    </w:lvl>
+    <w:lvl w:ilvl="7">
+      <w:numFmt w:val="bullet"/>
+      <w:lvlText w:val="o"/>
+      <w:lvlJc w:val="left"/>
+      <w:pPr>
+        <w:tabs>
+          <w:tab w:val="num" w:pos="0"/>
+        </w:tabs>
+        <w:ind w:left="5760" w:hanging="360"/>
+      </w:pPr>
+      <w:rPr>
+        <w:rFonts w:ascii="Courier New" w:hAnsi="Courier New" w:cs="Courier New" w:hint="default"/>
+      </w:rPr>
+    </w:lvl>
+    <w:lvl w:ilvl="8">
+      <w:numFmt w:val="bullet"/>
+      <w:lvlText w:val=""/>
+      <w:lvlJc w:val="left"/>
+      <w:pPr>
+        <w:tabs>
+          <w:tab w:val="num" w:pos="0"/>
+        </w:tabs>
+        <w:ind w:left="6480" w:hanging="360"/>
+      </w:pPr>
+      <w:rPr>
+        <w:rFonts w:ascii="Wingdings" w:hAnsi="Wingdings" w:cs="Wingdings" w:hint="default"/>
+      </w:rPr>
+    </w:lvl>
+  </w:abstractNum>
+  <w:num w:numId="1" w16cid:durableId="120657629">
+    <w:abstractNumId w:val="2"/>
+  </w:num>
+  <w:num w:numId="2" w16cid:durableId="1530487521">
+    <w:abstractNumId w:val="0"/>
+  </w:num>
+  <w:num w:numId="3" w16cid:durableId="1055467792">
+    <w:abstractNumId w:val="1"/>
+  </w:num>
+</w:numbering>
+</file>
+
 <file path=word/styles.xml><?xml version="1.0" encoding="utf-8"?>
-<w:styles xmlns:w="http://schemas.openxmlformats.org/wordprocessingml/2006/main" xmlns:w14="http://schemas.microsoft.com/office/word/2010/wordml" xmlns:mc="http://schemas.openxmlformats.org/markup-compatibility/2006" mc:Ignorable="w14">
+<w:styles xmlns:mc="http://schemas.openxmlformats.org/markup-compatibility/2006" xmlns:r="http://schemas.openxmlformats.org/officeDocument/2006/relationships" xmlns:w="http://schemas.openxmlformats.org/wordprocessingml/2006/main" xmlns:w14="http://schemas.microsoft.com/office/word/2010/wordml" xmlns:w15="http://schemas.microsoft.com/office/word/2012/wordml" xmlns:w16cex="http://schemas.microsoft.com/office/word/2018/wordml/cex" xmlns:w16cid="http://schemas.microsoft.com/office/word/2016/wordml/cid" xmlns:w16="http://schemas.microsoft.com/office/word/2018/wordml" xmlns:w16sdtdh="http://schemas.microsoft.com/office/word/2020/wordml/sdtdatahash" xmlns:w16sdtfl="http://schemas.microsoft.com/office/word/2024/wordml/sdtformatlock" xmlns:w16se="http://schemas.microsoft.com/office/word/2015/wordml/symex" xmlns:w16du="http://schemas.microsoft.com/office/word/2023/wordml/word16du" mc:Ignorable="w14 w15 w16se w16cid w16 w16cex w16sdtdh w16sdtfl w16du">
   <w:docDefaults>
     <w:rPrDefault>
       <w:rPr>
-        <w:rFonts w:ascii="Aptos" w:hAnsi="Aptos" w:eastAsia="Aptos" w:cs="" w:asciiTheme="minorHAnsi" w:cstheme="minorBidi" w:eastAsiaTheme="minorHAnsi" w:hAnsiTheme="minorHAnsi"/>
+        <w:rFonts w:asciiTheme="minorHAnsi" w:eastAsiaTheme="minorHAnsi" w:hAnsiTheme="minorHAnsi" w:cstheme="minorBidi"/>
         <w:sz w:val="24"/>
         <w:szCs w:val="24"/>
         <w:lang w:val="en-US" w:eastAsia="en-US" w:bidi="ar-SA"/>
@@ -4016,7 +4483,7 @@
     </w:rPrDefault>
     <w:pPrDefault>
       <w:pPr>
-        <w:suppressAutoHyphens w:val="true"/>
+        <w:suppressAutoHyphens/>
       </w:pPr>
     </w:pPrDefault>
   </w:docDefaults>
@@ -4261,29 +4728,22 @@
     <w:lsdException w:name="List Table 5 Dark Accent 6" w:uiPriority="50"/>
     <w:lsdException w:name="List Table 6 Colorful Accent 6" w:uiPriority="51"/>
     <w:lsdException w:name="List Table 7 Colorful Accent 6" w:uiPriority="52"/>
-    <w:lsdException w:name="Mention" w:uiPriority="99" w:semiHidden="1" w:unhideWhenUsed="1"/>
-    <w:lsdException w:name="Smart Hyperlink" w:uiPriority="99" w:semiHidden="1" w:unhideWhenUsed="1"/>
-    <w:lsdException w:name="Hashtag" w:uiPriority="99" w:semiHidden="1" w:unhideWhenUsed="1"/>
-    <w:lsdException w:name="Unresolved Mention" w:uiPriority="99" w:semiHidden="1" w:unhideWhenUsed="1"/>
-    <w:lsdException w:name="Smart Link" w:uiPriority="99" w:semiHidden="1" w:unhideWhenUsed="1"/>
+    <w:lsdException w:name="Mention" w:semiHidden="1" w:uiPriority="99" w:unhideWhenUsed="1"/>
+    <w:lsdException w:name="Smart Hyperlink" w:semiHidden="1" w:uiPriority="99" w:unhideWhenUsed="1"/>
+    <w:lsdException w:name="Hashtag" w:semiHidden="1" w:uiPriority="99" w:unhideWhenUsed="1"/>
+    <w:lsdException w:name="Unresolved Mention" w:semiHidden="1" w:uiPriority="99" w:unhideWhenUsed="1"/>
+    <w:lsdException w:name="Smart Link" w:semiHidden="1" w:uiPriority="99" w:unhideWhenUsed="1"/>
   </w:latentStyles>
-  <w:style w:type="paragraph" w:styleId="Normal" w:default="1">
+  <w:style w:type="paragraph" w:default="1" w:styleId="Normal">
     <w:name w:val="Normal"/>
     <w:qFormat/>
-    <w:rsid w:val="00f1108d"/>
+    <w:rsid w:val="008D4946"/>
     <w:pPr>
-      <w:widowControl/>
-      <w:bidi w:val="0"/>
       <w:spacing w:before="100" w:after="100"/>
-      <w:jc w:val="start"/>
     </w:pPr>
     <w:rPr>
-      <w:rFonts w:ascii="Cambria" w:hAnsi="Cambria" w:eastAsia="Aptos" w:cs="" w:cstheme="minorBidi" w:eastAsiaTheme="minorHAnsi"/>
-      <w:color w:val="auto"/>
-      <w:kern w:val="0"/>
+      <w:rFonts w:ascii="Arial" w:hAnsi="Arial"/>
       <w:sz w:val="22"/>
-      <w:szCs w:val="24"/>
-      <w:lang w:val="en-US" w:eastAsia="en-US" w:bidi="ar-SA"/>
     </w:rPr>
   </w:style>
   <w:style w:type="paragraph" w:styleId="Heading1">
@@ -4293,17 +4753,17 @@
     <w:link w:val="Heading1Char"/>
     <w:uiPriority w:val="9"/>
     <w:qFormat/>
-    <w:rsid w:val="007225f1"/>
+    <w:rsid w:val="007225F1"/>
     <w:pPr>
-      <w:keepNext w:val="true"/>
+      <w:keepNext/>
       <w:keepLines/>
       <w:spacing w:before="80" w:after="80"/>
       <w:outlineLvl w:val="0"/>
     </w:pPr>
     <w:rPr>
-      <w:rFonts w:ascii="Arial" w:hAnsi="Arial" w:eastAsia="" w:cs="" w:cstheme="majorBidi" w:eastAsiaTheme="majorEastAsia"/>
+      <w:rFonts w:eastAsiaTheme="majorEastAsia" w:cstheme="majorBidi"/>
       <w:b/>
-      <w:color w:themeColor="text1" w:val="000000"/>
+      <w:color w:val="000000" w:themeColor="text1"/>
       <w:szCs w:val="40"/>
     </w:rPr>
   </w:style>
@@ -4316,15 +4776,15 @@
     <w:semiHidden/>
     <w:unhideWhenUsed/>
     <w:qFormat/>
-    <w:rsid w:val="007225f1"/>
+    <w:rsid w:val="007225F1"/>
     <w:pPr>
-      <w:keepNext w:val="true"/>
+      <w:keepNext/>
       <w:keepLines/>
       <w:spacing w:before="220" w:after="0"/>
       <w:outlineLvl w:val="1"/>
     </w:pPr>
     <w:rPr>
-      <w:rFonts w:ascii="Arial" w:hAnsi="Arial" w:eastAsia="" w:cs="" w:cstheme="majorBidi" w:eastAsiaTheme="majorEastAsia"/>
+      <w:rFonts w:eastAsiaTheme="majorEastAsia" w:cstheme="majorBidi"/>
       <w:b/>
       <w:szCs w:val="32"/>
     </w:rPr>
@@ -4338,15 +4798,15 @@
     <w:semiHidden/>
     <w:unhideWhenUsed/>
     <w:qFormat/>
-    <w:rsid w:val="00a57edb"/>
+    <w:rsid w:val="00A57EDB"/>
     <w:pPr>
-      <w:keepNext w:val="true"/>
+      <w:keepNext/>
       <w:keepLines/>
       <w:spacing w:before="160" w:after="80"/>
       <w:outlineLvl w:val="2"/>
     </w:pPr>
     <w:rPr>
-      <w:rFonts w:eastAsia="" w:cs="" w:cstheme="majorBidi" w:eastAsiaTheme="majorEastAsia"/>
+      <w:rFonts w:eastAsiaTheme="majorEastAsia" w:cstheme="majorBidi"/>
       <w:b/>
       <w:i/>
       <w:szCs w:val="28"/>
@@ -4363,13 +4823,13 @@
     <w:qFormat/>
     <w:rsid w:val="00504587"/>
     <w:pPr>
-      <w:keepNext w:val="true"/>
+      <w:keepNext/>
       <w:keepLines/>
       <w:spacing w:before="220" w:after="40"/>
       <w:outlineLvl w:val="3"/>
     </w:pPr>
     <w:rPr>
-      <w:rFonts w:eastAsia="" w:cs="" w:cstheme="majorBidi" w:eastAsiaTheme="majorEastAsia"/>
+      <w:rFonts w:eastAsiaTheme="majorEastAsia" w:cstheme="majorBidi"/>
       <w:iCs/>
       <w:u w:val="single"/>
     </w:rPr>
@@ -4383,16 +4843,16 @@
     <w:semiHidden/>
     <w:unhideWhenUsed/>
     <w:qFormat/>
-    <w:rsid w:val="00a10fd9"/>
+    <w:rsid w:val="00A10FD9"/>
     <w:pPr>
-      <w:keepNext w:val="true"/>
+      <w:keepNext/>
       <w:keepLines/>
       <w:spacing w:before="80" w:after="40"/>
       <w:outlineLvl w:val="4"/>
     </w:pPr>
     <w:rPr>
-      <w:rFonts w:eastAsia="" w:cs="" w:cstheme="majorBidi" w:eastAsiaTheme="majorEastAsia"/>
-      <w:color w:themeColor="accent1" w:themeShade="bf" w:val="0F4761"/>
+      <w:rFonts w:eastAsiaTheme="majorEastAsia" w:cstheme="majorBidi"/>
+      <w:color w:val="0F4761" w:themeColor="accent1" w:themeShade="BF"/>
     </w:rPr>
   </w:style>
   <w:style w:type="paragraph" w:styleId="Heading6">
@@ -4404,18 +4864,18 @@
     <w:semiHidden/>
     <w:unhideWhenUsed/>
     <w:qFormat/>
-    <w:rsid w:val="00a10fd9"/>
+    <w:rsid w:val="00A10FD9"/>
     <w:pPr>
-      <w:keepNext w:val="true"/>
+      <w:keepNext/>
       <w:keepLines/>
       <w:spacing w:before="40" w:after="0"/>
       <w:outlineLvl w:val="5"/>
     </w:pPr>
     <w:rPr>
-      <w:rFonts w:eastAsia="" w:cs="" w:cstheme="majorBidi" w:eastAsiaTheme="majorEastAsia"/>
+      <w:rFonts w:eastAsiaTheme="majorEastAsia" w:cstheme="majorBidi"/>
       <w:i/>
       <w:iCs/>
-      <w:color w:themeColor="text1" w:themeTint="a6" w:val="595959"/>
+      <w:color w:val="595959" w:themeColor="text1" w:themeTint="A6"/>
     </w:rPr>
   </w:style>
   <w:style w:type="paragraph" w:styleId="Heading7">
@@ -4427,16 +4887,16 @@
     <w:semiHidden/>
     <w:unhideWhenUsed/>
     <w:qFormat/>
-    <w:rsid w:val="00a10fd9"/>
+    <w:rsid w:val="00A10FD9"/>
     <w:pPr>
-      <w:keepNext w:val="true"/>
+      <w:keepNext/>
       <w:keepLines/>
       <w:spacing w:before="40" w:after="0"/>
       <w:outlineLvl w:val="6"/>
     </w:pPr>
     <w:rPr>
-      <w:rFonts w:eastAsia="" w:cs="" w:cstheme="majorBidi" w:eastAsiaTheme="majorEastAsia"/>
-      <w:color w:themeColor="text1" w:themeTint="a6" w:val="595959"/>
+      <w:rFonts w:eastAsiaTheme="majorEastAsia" w:cstheme="majorBidi"/>
+      <w:color w:val="595959" w:themeColor="text1" w:themeTint="A6"/>
     </w:rPr>
   </w:style>
   <w:style w:type="paragraph" w:styleId="Heading8">
@@ -4448,18 +4908,18 @@
     <w:semiHidden/>
     <w:unhideWhenUsed/>
     <w:qFormat/>
-    <w:rsid w:val="00a10fd9"/>
+    <w:rsid w:val="00A10FD9"/>
     <w:pPr>
-      <w:keepNext w:val="true"/>
+      <w:keepNext/>
       <w:keepLines/>
-      <w:spacing w:before="100" w:after="0"/>
+      <w:spacing w:after="0"/>
       <w:outlineLvl w:val="7"/>
     </w:pPr>
     <w:rPr>
-      <w:rFonts w:eastAsia="" w:cs="" w:cstheme="majorBidi" w:eastAsiaTheme="majorEastAsia"/>
+      <w:rFonts w:eastAsiaTheme="majorEastAsia" w:cstheme="majorBidi"/>
       <w:i/>
       <w:iCs/>
-      <w:color w:themeColor="text1" w:themeTint="d8" w:val="272727"/>
+      <w:color w:val="272727" w:themeColor="text1" w:themeTint="D8"/>
     </w:rPr>
   </w:style>
   <w:style w:type="paragraph" w:styleId="Heading9">
@@ -4471,102 +4931,121 @@
     <w:semiHidden/>
     <w:unhideWhenUsed/>
     <w:qFormat/>
-    <w:rsid w:val="00a10fd9"/>
+    <w:rsid w:val="00A10FD9"/>
     <w:pPr>
-      <w:keepNext w:val="true"/>
+      <w:keepNext/>
       <w:keepLines/>
-      <w:spacing w:before="100" w:after="0"/>
+      <w:spacing w:after="0"/>
       <w:outlineLvl w:val="8"/>
     </w:pPr>
     <w:rPr>
-      <w:rFonts w:eastAsia="" w:cs="" w:cstheme="majorBidi" w:eastAsiaTheme="majorEastAsia"/>
-      <w:color w:themeColor="text1" w:themeTint="d8" w:val="272727"/>
-    </w:rPr>
-  </w:style>
-  <w:style w:type="character" w:styleId="DefaultParagraphFont" w:default="1">
+      <w:rFonts w:eastAsiaTheme="majorEastAsia" w:cstheme="majorBidi"/>
+      <w:color w:val="272727" w:themeColor="text1" w:themeTint="D8"/>
+    </w:rPr>
+  </w:style>
+  <w:style w:type="character" w:default="1" w:styleId="DefaultParagraphFont">
     <w:name w:val="Default Paragraph Font"/>
     <w:uiPriority w:val="1"/>
     <w:semiHidden/>
     <w:unhideWhenUsed/>
-    <w:qFormat/>
-    <w:rPr/>
-  </w:style>
-  <w:style w:type="character" w:styleId="TitleChar" w:customStyle="1">
+  </w:style>
+  <w:style w:type="table" w:default="1" w:styleId="TableNormal">
+    <w:name w:val="Normal Table"/>
+    <w:uiPriority w:val="99"/>
+    <w:semiHidden/>
+    <w:unhideWhenUsed/>
+    <w:tblPr>
+      <w:tblInd w:w="0" w:type="dxa"/>
+      <w:tblCellMar>
+        <w:top w:w="0" w:type="dxa"/>
+        <w:left w:w="108" w:type="dxa"/>
+        <w:bottom w:w="0" w:type="dxa"/>
+        <w:right w:w="108" w:type="dxa"/>
+      </w:tblCellMar>
+    </w:tblPr>
+  </w:style>
+  <w:style w:type="numbering" w:default="1" w:styleId="NoList">
+    <w:name w:val="No List"/>
+    <w:uiPriority w:val="99"/>
+    <w:semiHidden/>
+    <w:unhideWhenUsed/>
+  </w:style>
+  <w:style w:type="character" w:customStyle="1" w:styleId="TitleChar">
     <w:name w:val="Title Char"/>
     <w:basedOn w:val="DefaultParagraphFont"/>
     <w:link w:val="Title"/>
     <w:uiPriority w:val="10"/>
     <w:qFormat/>
-    <w:rsid w:val="007225f1"/>
-    <w:rPr>
-      <w:rFonts w:ascii="Arial" w:hAnsi="Arial" w:eastAsia="" w:cs="" w:cstheme="majorBidi" w:eastAsiaTheme="majorEastAsia"/>
+    <w:rsid w:val="007225F1"/>
+    <w:rPr>
+      <w:rFonts w:ascii="Arial" w:eastAsiaTheme="majorEastAsia" w:hAnsi="Arial" w:cstheme="majorBidi"/>
       <w:b/>
       <w:sz w:val="22"/>
       <w:szCs w:val="56"/>
     </w:rPr>
   </w:style>
-  <w:style w:type="character" w:styleId="SubtitleChar" w:customStyle="1">
+  <w:style w:type="character" w:customStyle="1" w:styleId="SubtitleChar">
     <w:name w:val="Subtitle Char"/>
     <w:basedOn w:val="DefaultParagraphFont"/>
     <w:link w:val="Subtitle"/>
     <w:uiPriority w:val="11"/>
     <w:qFormat/>
-    <w:rsid w:val="00a10fd9"/>
-    <w:rPr>
-      <w:rFonts w:eastAsia="" w:cs="" w:cstheme="majorBidi" w:eastAsiaTheme="majorEastAsia"/>
-      <w:color w:themeColor="text1" w:themeTint="a6" w:val="595959"/>
+    <w:rsid w:val="00A10FD9"/>
+    <w:rPr>
+      <w:rFonts w:eastAsiaTheme="majorEastAsia" w:cstheme="majorBidi"/>
+      <w:color w:val="595959" w:themeColor="text1" w:themeTint="A6"/>
       <w:spacing w:val="15"/>
       <w:sz w:val="28"/>
       <w:szCs w:val="28"/>
     </w:rPr>
   </w:style>
-  <w:style w:type="character" w:styleId="Heading1Char" w:customStyle="1">
+  <w:style w:type="character" w:customStyle="1" w:styleId="Heading1Char">
     <w:name w:val="Heading 1 Char"/>
     <w:basedOn w:val="DefaultParagraphFont"/>
     <w:link w:val="Heading1"/>
     <w:uiPriority w:val="9"/>
     <w:qFormat/>
-    <w:rsid w:val="007225f1"/>
-    <w:rPr>
-      <w:rFonts w:ascii="Arial" w:hAnsi="Arial" w:eastAsia="" w:cs="" w:cstheme="majorBidi" w:eastAsiaTheme="majorEastAsia"/>
+    <w:rsid w:val="007225F1"/>
+    <w:rPr>
+      <w:rFonts w:ascii="Arial" w:eastAsiaTheme="majorEastAsia" w:hAnsi="Arial" w:cstheme="majorBidi"/>
       <w:b/>
-      <w:color w:themeColor="text1" w:val="000000"/>
+      <w:color w:val="000000" w:themeColor="text1"/>
       <w:sz w:val="22"/>
       <w:szCs w:val="40"/>
     </w:rPr>
   </w:style>
-  <w:style w:type="character" w:styleId="Heading2Char" w:customStyle="1">
+  <w:style w:type="character" w:customStyle="1" w:styleId="Heading2Char">
     <w:name w:val="Heading 2 Char"/>
     <w:basedOn w:val="DefaultParagraphFont"/>
     <w:link w:val="Heading2"/>
     <w:uiPriority w:val="9"/>
     <w:semiHidden/>
     <w:qFormat/>
-    <w:rsid w:val="007225f1"/>
-    <w:rPr>
-      <w:rFonts w:ascii="Arial" w:hAnsi="Arial" w:eastAsia="" w:cs="" w:cstheme="majorBidi" w:eastAsiaTheme="majorEastAsia"/>
+    <w:rsid w:val="007225F1"/>
+    <w:rPr>
+      <w:rFonts w:ascii="Arial" w:eastAsiaTheme="majorEastAsia" w:hAnsi="Arial" w:cstheme="majorBidi"/>
       <w:b/>
       <w:sz w:val="22"/>
       <w:szCs w:val="32"/>
     </w:rPr>
   </w:style>
-  <w:style w:type="character" w:styleId="Heading3Char" w:customStyle="1">
+  <w:style w:type="character" w:customStyle="1" w:styleId="Heading3Char">
     <w:name w:val="Heading 3 Char"/>
     <w:basedOn w:val="DefaultParagraphFont"/>
     <w:link w:val="Heading3"/>
     <w:uiPriority w:val="9"/>
     <w:semiHidden/>
     <w:qFormat/>
-    <w:rsid w:val="00a57edb"/>
-    <w:rPr>
-      <w:rFonts w:ascii="Arial" w:hAnsi="Arial" w:eastAsia="" w:cs="" w:cstheme="majorBidi" w:eastAsiaTheme="majorEastAsia"/>
+    <w:rsid w:val="00A57EDB"/>
+    <w:rPr>
+      <w:rFonts w:ascii="Arial" w:eastAsiaTheme="majorEastAsia" w:hAnsi="Arial" w:cstheme="majorBidi"/>
       <w:b/>
       <w:i/>
       <w:sz w:val="22"/>
       <w:szCs w:val="28"/>
     </w:rPr>
   </w:style>
-  <w:style w:type="character" w:styleId="Heading4Char" w:customStyle="1">
+  <w:style w:type="character" w:customStyle="1" w:styleId="Heading4Char">
     <w:name w:val="Heading 4 Char"/>
     <w:basedOn w:val="DefaultParagraphFont"/>
     <w:link w:val="Heading4"/>
@@ -4575,109 +5054,114 @@
     <w:qFormat/>
     <w:rsid w:val="00504587"/>
     <w:rPr>
-      <w:rFonts w:ascii="Cambria" w:hAnsi="Cambria" w:eastAsia="" w:cs="" w:cstheme="majorBidi" w:eastAsiaTheme="majorEastAsia"/>
+      <w:rFonts w:ascii="Cambria" w:eastAsiaTheme="majorEastAsia" w:hAnsi="Cambria" w:cstheme="majorBidi"/>
       <w:iCs/>
       <w:sz w:val="22"/>
       <w:u w:val="single"/>
     </w:rPr>
   </w:style>
-  <w:style w:type="character" w:styleId="Heading5Char" w:customStyle="1">
+  <w:style w:type="character" w:customStyle="1" w:styleId="Heading5Char">
     <w:name w:val="Heading 5 Char"/>
     <w:basedOn w:val="DefaultParagraphFont"/>
     <w:link w:val="Heading5"/>
     <w:uiPriority w:val="9"/>
     <w:semiHidden/>
     <w:qFormat/>
-    <w:rsid w:val="00a10fd9"/>
-    <w:rPr>
-      <w:rFonts w:eastAsia="" w:cs="" w:cstheme="majorBidi" w:eastAsiaTheme="majorEastAsia"/>
-      <w:color w:themeColor="accent1" w:themeShade="bf" w:val="0F4761"/>
-    </w:rPr>
-  </w:style>
-  <w:style w:type="character" w:styleId="Heading6Char" w:customStyle="1">
+    <w:rsid w:val="00A10FD9"/>
+    <w:rPr>
+      <w:rFonts w:eastAsiaTheme="majorEastAsia" w:cstheme="majorBidi"/>
+      <w:color w:val="0F4761" w:themeColor="accent1" w:themeShade="BF"/>
+    </w:rPr>
+  </w:style>
+  <w:style w:type="character" w:customStyle="1" w:styleId="Heading6Char">
     <w:name w:val="Heading 6 Char"/>
     <w:basedOn w:val="DefaultParagraphFont"/>
     <w:link w:val="Heading6"/>
     <w:uiPriority w:val="9"/>
     <w:semiHidden/>
     <w:qFormat/>
-    <w:rsid w:val="00a10fd9"/>
-    <w:rPr>
-      <w:rFonts w:eastAsia="" w:cs="" w:cstheme="majorBidi" w:eastAsiaTheme="majorEastAsia"/>
+    <w:rsid w:val="00A10FD9"/>
+    <w:rPr>
+      <w:rFonts w:eastAsiaTheme="majorEastAsia" w:cstheme="majorBidi"/>
       <w:i/>
       <w:iCs/>
-      <w:color w:themeColor="text1" w:themeTint="a6" w:val="595959"/>
-    </w:rPr>
-  </w:style>
-  <w:style w:type="character" w:styleId="Heading7Char" w:customStyle="1">
+      <w:color w:val="595959" w:themeColor="text1" w:themeTint="A6"/>
+    </w:rPr>
+  </w:style>
+  <w:style w:type="character" w:customStyle="1" w:styleId="Heading7Char">
     <w:name w:val="Heading 7 Char"/>
     <w:basedOn w:val="DefaultParagraphFont"/>
     <w:link w:val="Heading7"/>
     <w:uiPriority w:val="9"/>
     <w:semiHidden/>
     <w:qFormat/>
-    <w:rsid w:val="00a10fd9"/>
-    <w:rPr>
-      <w:rFonts w:eastAsia="" w:cs="" w:cstheme="majorBidi" w:eastAsiaTheme="majorEastAsia"/>
-      <w:color w:themeColor="text1" w:themeTint="a6" w:val="595959"/>
-    </w:rPr>
-  </w:style>
-  <w:style w:type="character" w:styleId="Heading8Char" w:customStyle="1">
+    <w:rsid w:val="00A10FD9"/>
+    <w:rPr>
+      <w:rFonts w:eastAsiaTheme="majorEastAsia" w:cstheme="majorBidi"/>
+      <w:color w:val="595959" w:themeColor="text1" w:themeTint="A6"/>
+    </w:rPr>
+  </w:style>
+  <w:style w:type="character" w:customStyle="1" w:styleId="Heading8Char">
     <w:name w:val="Heading 8 Char"/>
     <w:basedOn w:val="DefaultParagraphFont"/>
     <w:link w:val="Heading8"/>
     <w:uiPriority w:val="9"/>
     <w:semiHidden/>
     <w:qFormat/>
-    <w:rsid w:val="00a10fd9"/>
-    <w:rPr>
-      <w:rFonts w:eastAsia="" w:cs="" w:cstheme="majorBidi" w:eastAsiaTheme="majorEastAsia"/>
+    <w:rsid w:val="00A10FD9"/>
+    <w:rPr>
+      <w:rFonts w:eastAsiaTheme="majorEastAsia" w:cstheme="majorBidi"/>
       <w:i/>
       <w:iCs/>
-      <w:color w:themeColor="text1" w:themeTint="d8" w:val="272727"/>
-    </w:rPr>
-  </w:style>
-  <w:style w:type="character" w:styleId="Heading9Char" w:customStyle="1">
+      <w:color w:val="272727" w:themeColor="text1" w:themeTint="D8"/>
+    </w:rPr>
+  </w:style>
+  <w:style w:type="character" w:customStyle="1" w:styleId="Heading9Char">
     <w:name w:val="Heading 9 Char"/>
     <w:basedOn w:val="DefaultParagraphFont"/>
     <w:link w:val="Heading9"/>
     <w:uiPriority w:val="9"/>
     <w:semiHidden/>
     <w:qFormat/>
-    <w:rsid w:val="00a10fd9"/>
-    <w:rPr>
-      <w:rFonts w:eastAsia="" w:cs="" w:cstheme="majorBidi" w:eastAsiaTheme="majorEastAsia"/>
-      <w:color w:themeColor="text1" w:themeTint="d8" w:val="272727"/>
-    </w:rPr>
-  </w:style>
-  <w:style w:type="character" w:styleId="CaptionChar" w:customStyle="1">
+    <w:rsid w:val="00A10FD9"/>
+    <w:rPr>
+      <w:rFonts w:eastAsiaTheme="majorEastAsia" w:cstheme="majorBidi"/>
+      <w:color w:val="272727" w:themeColor="text1" w:themeTint="D8"/>
+    </w:rPr>
+  </w:style>
+  <w:style w:type="character" w:customStyle="1" w:styleId="CaptionChar">
     <w:name w:val="Caption Char"/>
     <w:basedOn w:val="DefaultParagraphFont"/>
     <w:link w:val="Caption"/>
     <w:qFormat/>
-    <w:rPr/>
-  </w:style>
-  <w:style w:type="character" w:styleId="VerbatimChar" w:customStyle="1">
+  </w:style>
+  <w:style w:type="character" w:customStyle="1" w:styleId="VerbatimChar">
     <w:name w:val="Verbatim Char"/>
     <w:basedOn w:val="CaptionChar"/>
     <w:link w:val="SourceCode"/>
     <w:qFormat/>
-    <w:rsid w:val="00cf68d1"/>
+    <w:rsid w:val="00CF68D1"/>
     <w:rPr>
       <w:rFonts w:ascii="Consolas" w:hAnsi="Consolas"/>
       <w:sz w:val="18"/>
-      <w:shd w:fill="F1F3F5" w:val="clear"/>
-    </w:rPr>
-  </w:style>
-  <w:style w:type="character" w:styleId="SectionNumber" w:customStyle="1">
+      <w:shd w:val="clear" w:color="auto" w:fill="F1F3F5"/>
+    </w:rPr>
+  </w:style>
+  <w:style w:type="character" w:customStyle="1" w:styleId="SectionNumber">
     <w:name w:val="Section Number"/>
     <w:basedOn w:val="CaptionChar"/>
     <w:qFormat/>
-    <w:rPr/>
-  </w:style>
-  <w:style w:type="character" w:styleId="FootnoteCharacters">
+  </w:style>
+  <w:style w:type="character" w:customStyle="1" w:styleId="FootnoteCharactersuser">
+    <w:name w:val="Footnote Characters (user)"/>
+    <w:basedOn w:val="CaptionChar"/>
+    <w:qFormat/>
+    <w:rPr>
+      <w:vertAlign w:val="superscript"/>
+    </w:rPr>
+  </w:style>
+  <w:style w:type="character" w:customStyle="1" w:styleId="FootnoteCharacters">
     <w:name w:val="Footnote Characters"/>
-    <w:basedOn w:val="CaptionChar"/>
     <w:qFormat/>
     <w:rPr>
       <w:vertAlign w:val="superscript"/>
@@ -4694,426 +5178,425 @@
     <w:basedOn w:val="CaptionChar"/>
     <w:uiPriority w:val="99"/>
     <w:rPr>
-      <w:color w:themeColor="accent1" w:val="156082"/>
-    </w:rPr>
-  </w:style>
-  <w:style w:type="character" w:styleId="KeywordTok" w:customStyle="1">
+      <w:color w:val="156082" w:themeColor="accent1"/>
+    </w:rPr>
+  </w:style>
+  <w:style w:type="character" w:customStyle="1" w:styleId="KeywordTok">
     <w:name w:val="KeywordTok"/>
     <w:basedOn w:val="VerbatimChar"/>
     <w:qFormat/>
-    <w:rsid w:val="00cf68d1"/>
+    <w:rsid w:val="00CF68D1"/>
     <w:rPr>
       <w:rFonts w:ascii="Consolas" w:hAnsi="Consolas"/>
       <w:b/>
       <w:color w:val="003B4F"/>
       <w:sz w:val="18"/>
-      <w:shd w:fill="F1F3F5" w:val="clear"/>
-    </w:rPr>
-  </w:style>
-  <w:style w:type="character" w:styleId="DataTypeTok" w:customStyle="1">
+      <w:shd w:val="clear" w:color="auto" w:fill="F1F3F5"/>
+    </w:rPr>
+  </w:style>
+  <w:style w:type="character" w:customStyle="1" w:styleId="DataTypeTok">
     <w:name w:val="DataTypeTok"/>
     <w:basedOn w:val="VerbatimChar"/>
     <w:qFormat/>
-    <w:rsid w:val="00cf68d1"/>
+    <w:rsid w:val="00CF68D1"/>
     <w:rPr>
       <w:rFonts w:ascii="Consolas" w:hAnsi="Consolas"/>
       <w:color w:val="AD0000"/>
       <w:sz w:val="18"/>
-      <w:shd w:fill="F1F3F5" w:val="clear"/>
-    </w:rPr>
-  </w:style>
-  <w:style w:type="character" w:styleId="DecValTok" w:customStyle="1">
+      <w:shd w:val="clear" w:color="auto" w:fill="F1F3F5"/>
+    </w:rPr>
+  </w:style>
+  <w:style w:type="character" w:customStyle="1" w:styleId="DecValTok">
     <w:name w:val="DecValTok"/>
     <w:basedOn w:val="VerbatimChar"/>
     <w:qFormat/>
-    <w:rsid w:val="00cf68d1"/>
+    <w:rsid w:val="00CF68D1"/>
     <w:rPr>
       <w:rFonts w:ascii="Consolas" w:hAnsi="Consolas"/>
       <w:color w:val="AD0000"/>
       <w:sz w:val="18"/>
-      <w:shd w:fill="F1F3F5" w:val="clear"/>
-    </w:rPr>
-  </w:style>
-  <w:style w:type="character" w:styleId="BaseNTok" w:customStyle="1">
+      <w:shd w:val="clear" w:color="auto" w:fill="F1F3F5"/>
+    </w:rPr>
+  </w:style>
+  <w:style w:type="character" w:customStyle="1" w:styleId="BaseNTok">
     <w:name w:val="BaseNTok"/>
     <w:basedOn w:val="VerbatimChar"/>
     <w:qFormat/>
-    <w:rsid w:val="00cf68d1"/>
+    <w:rsid w:val="00CF68D1"/>
     <w:rPr>
       <w:rFonts w:ascii="Consolas" w:hAnsi="Consolas"/>
       <w:color w:val="AD0000"/>
       <w:sz w:val="18"/>
-      <w:shd w:fill="F1F3F5" w:val="clear"/>
-    </w:rPr>
-  </w:style>
-  <w:style w:type="character" w:styleId="FloatTok" w:customStyle="1">
+      <w:shd w:val="clear" w:color="auto" w:fill="F1F3F5"/>
+    </w:rPr>
+  </w:style>
+  <w:style w:type="character" w:customStyle="1" w:styleId="FloatTok">
     <w:name w:val="FloatTok"/>
     <w:basedOn w:val="VerbatimChar"/>
     <w:qFormat/>
-    <w:rsid w:val="00cf68d1"/>
+    <w:rsid w:val="00CF68D1"/>
     <w:rPr>
       <w:rFonts w:ascii="Consolas" w:hAnsi="Consolas"/>
       <w:color w:val="AD0000"/>
       <w:sz w:val="18"/>
-      <w:shd w:fill="F1F3F5" w:val="clear"/>
-    </w:rPr>
-  </w:style>
-  <w:style w:type="character" w:styleId="ConstantTok" w:customStyle="1">
+      <w:shd w:val="clear" w:color="auto" w:fill="F1F3F5"/>
+    </w:rPr>
+  </w:style>
+  <w:style w:type="character" w:customStyle="1" w:styleId="ConstantTok">
     <w:name w:val="ConstantTok"/>
     <w:basedOn w:val="VerbatimChar"/>
     <w:qFormat/>
-    <w:rsid w:val="00cf68d1"/>
+    <w:rsid w:val="00CF68D1"/>
     <w:rPr>
       <w:rFonts w:ascii="Consolas" w:hAnsi="Consolas"/>
       <w:color w:val="8F5902"/>
       <w:sz w:val="18"/>
-      <w:shd w:fill="F1F3F5" w:val="clear"/>
-    </w:rPr>
-  </w:style>
-  <w:style w:type="character" w:styleId="CharTok" w:customStyle="1">
+      <w:shd w:val="clear" w:color="auto" w:fill="F1F3F5"/>
+    </w:rPr>
+  </w:style>
+  <w:style w:type="character" w:customStyle="1" w:styleId="CharTok">
     <w:name w:val="CharTok"/>
     <w:basedOn w:val="VerbatimChar"/>
     <w:qFormat/>
-    <w:rsid w:val="00cf68d1"/>
+    <w:rsid w:val="00CF68D1"/>
     <w:rPr>
       <w:rFonts w:ascii="Consolas" w:hAnsi="Consolas"/>
       <w:color w:val="20794D"/>
       <w:sz w:val="18"/>
-      <w:shd w:fill="F1F3F5" w:val="clear"/>
-    </w:rPr>
-  </w:style>
-  <w:style w:type="character" w:styleId="SpecialCharTok" w:customStyle="1">
+      <w:shd w:val="clear" w:color="auto" w:fill="F1F3F5"/>
+    </w:rPr>
+  </w:style>
+  <w:style w:type="character" w:customStyle="1" w:styleId="SpecialCharTok">
     <w:name w:val="SpecialCharTok"/>
     <w:basedOn w:val="VerbatimChar"/>
     <w:qFormat/>
-    <w:rsid w:val="00cf68d1"/>
+    <w:rsid w:val="00CF68D1"/>
     <w:rPr>
       <w:rFonts w:ascii="Consolas" w:hAnsi="Consolas"/>
       <w:color w:val="5E5E5E"/>
       <w:sz w:val="18"/>
-      <w:shd w:fill="F1F3F5" w:val="clear"/>
-    </w:rPr>
-  </w:style>
-  <w:style w:type="character" w:styleId="StringTok" w:customStyle="1">
+      <w:shd w:val="clear" w:color="auto" w:fill="F1F3F5"/>
+    </w:rPr>
+  </w:style>
+  <w:style w:type="character" w:customStyle="1" w:styleId="StringTok">
     <w:name w:val="StringTok"/>
     <w:basedOn w:val="VerbatimChar"/>
     <w:qFormat/>
-    <w:rsid w:val="00cf68d1"/>
+    <w:rsid w:val="00CF68D1"/>
     <w:rPr>
       <w:rFonts w:ascii="Consolas" w:hAnsi="Consolas"/>
       <w:color w:val="20794D"/>
       <w:sz w:val="18"/>
-      <w:shd w:fill="F1F3F5" w:val="clear"/>
-    </w:rPr>
-  </w:style>
-  <w:style w:type="character" w:styleId="VerbatimStringTok" w:customStyle="1">
+      <w:shd w:val="clear" w:color="auto" w:fill="F1F3F5"/>
+    </w:rPr>
+  </w:style>
+  <w:style w:type="character" w:customStyle="1" w:styleId="VerbatimStringTok">
     <w:name w:val="VerbatimStringTok"/>
     <w:basedOn w:val="VerbatimChar"/>
     <w:qFormat/>
-    <w:rsid w:val="00cf68d1"/>
+    <w:rsid w:val="00CF68D1"/>
     <w:rPr>
       <w:rFonts w:ascii="Consolas" w:hAnsi="Consolas"/>
       <w:color w:val="20794D"/>
       <w:sz w:val="18"/>
-      <w:shd w:fill="F1F3F5" w:val="clear"/>
-    </w:rPr>
-  </w:style>
-  <w:style w:type="character" w:styleId="SpecialStringTok" w:customStyle="1">
+      <w:shd w:val="clear" w:color="auto" w:fill="F1F3F5"/>
+    </w:rPr>
+  </w:style>
+  <w:style w:type="character" w:customStyle="1" w:styleId="SpecialStringTok">
     <w:name w:val="SpecialStringTok"/>
     <w:basedOn w:val="VerbatimChar"/>
     <w:qFormat/>
-    <w:rsid w:val="00cf68d1"/>
+    <w:rsid w:val="00CF68D1"/>
     <w:rPr>
       <w:rFonts w:ascii="Consolas" w:hAnsi="Consolas"/>
       <w:color w:val="20794D"/>
       <w:sz w:val="18"/>
-      <w:shd w:fill="F1F3F5" w:val="clear"/>
-    </w:rPr>
-  </w:style>
-  <w:style w:type="character" w:styleId="ImportTok" w:customStyle="1">
+      <w:shd w:val="clear" w:color="auto" w:fill="F1F3F5"/>
+    </w:rPr>
+  </w:style>
+  <w:style w:type="character" w:customStyle="1" w:styleId="ImportTok">
     <w:name w:val="ImportTok"/>
     <w:basedOn w:val="VerbatimChar"/>
     <w:qFormat/>
-    <w:rsid w:val="00cf68d1"/>
+    <w:rsid w:val="00CF68D1"/>
     <w:rPr>
       <w:rFonts w:ascii="Consolas" w:hAnsi="Consolas"/>
       <w:color w:val="00769E"/>
       <w:sz w:val="18"/>
-      <w:shd w:fill="F1F3F5" w:val="clear"/>
-    </w:rPr>
-  </w:style>
-  <w:style w:type="character" w:styleId="CommentTok" w:customStyle="1">
+      <w:shd w:val="clear" w:color="auto" w:fill="F1F3F5"/>
+    </w:rPr>
+  </w:style>
+  <w:style w:type="character" w:customStyle="1" w:styleId="CommentTok">
     <w:name w:val="CommentTok"/>
     <w:basedOn w:val="VerbatimChar"/>
     <w:qFormat/>
-    <w:rsid w:val="00cf68d1"/>
+    <w:rsid w:val="00CF68D1"/>
     <w:rPr>
       <w:rFonts w:ascii="Consolas" w:hAnsi="Consolas"/>
       <w:color w:val="5E5E5E"/>
       <w:sz w:val="18"/>
-      <w:shd w:fill="F1F3F5" w:val="clear"/>
-    </w:rPr>
-  </w:style>
-  <w:style w:type="character" w:styleId="DocumentationTok" w:customStyle="1">
+      <w:shd w:val="clear" w:color="auto" w:fill="F1F3F5"/>
+    </w:rPr>
+  </w:style>
+  <w:style w:type="character" w:customStyle="1" w:styleId="DocumentationTok">
     <w:name w:val="DocumentationTok"/>
     <w:basedOn w:val="VerbatimChar"/>
     <w:qFormat/>
-    <w:rsid w:val="00cf68d1"/>
+    <w:rsid w:val="00CF68D1"/>
     <w:rPr>
       <w:rFonts w:ascii="Consolas" w:hAnsi="Consolas"/>
       <w:i/>
       <w:color w:val="5E5E5E"/>
       <w:sz w:val="18"/>
-      <w:shd w:fill="F1F3F5" w:val="clear"/>
-    </w:rPr>
-  </w:style>
-  <w:style w:type="character" w:styleId="AnnotationTok" w:customStyle="1">
+      <w:shd w:val="clear" w:color="auto" w:fill="F1F3F5"/>
+    </w:rPr>
+  </w:style>
+  <w:style w:type="character" w:customStyle="1" w:styleId="AnnotationTok">
     <w:name w:val="AnnotationTok"/>
     <w:basedOn w:val="VerbatimChar"/>
     <w:qFormat/>
-    <w:rsid w:val="00cf68d1"/>
+    <w:rsid w:val="00CF68D1"/>
     <w:rPr>
       <w:rFonts w:ascii="Consolas" w:hAnsi="Consolas"/>
       <w:color w:val="5E5E5E"/>
       <w:sz w:val="18"/>
-      <w:shd w:fill="F1F3F5" w:val="clear"/>
-    </w:rPr>
-  </w:style>
-  <w:style w:type="character" w:styleId="CommentVarTok" w:customStyle="1">
+      <w:shd w:val="clear" w:color="auto" w:fill="F1F3F5"/>
+    </w:rPr>
+  </w:style>
+  <w:style w:type="character" w:customStyle="1" w:styleId="CommentVarTok">
     <w:name w:val="CommentVarTok"/>
     <w:basedOn w:val="VerbatimChar"/>
     <w:qFormat/>
-    <w:rsid w:val="00cf68d1"/>
+    <w:rsid w:val="00CF68D1"/>
     <w:rPr>
       <w:rFonts w:ascii="Consolas" w:hAnsi="Consolas"/>
       <w:i/>
       <w:color w:val="5E5E5E"/>
       <w:sz w:val="18"/>
-      <w:shd w:fill="F1F3F5" w:val="clear"/>
-    </w:rPr>
-  </w:style>
-  <w:style w:type="character" w:styleId="OtherTok" w:customStyle="1">
+      <w:shd w:val="clear" w:color="auto" w:fill="F1F3F5"/>
+    </w:rPr>
+  </w:style>
+  <w:style w:type="character" w:customStyle="1" w:styleId="OtherTok">
     <w:name w:val="OtherTok"/>
     <w:basedOn w:val="VerbatimChar"/>
     <w:qFormat/>
-    <w:rsid w:val="00cf68d1"/>
+    <w:rsid w:val="00CF68D1"/>
     <w:rPr>
       <w:rFonts w:ascii="Consolas" w:hAnsi="Consolas"/>
       <w:color w:val="003B4F"/>
       <w:sz w:val="18"/>
-      <w:shd w:fill="F1F3F5" w:val="clear"/>
-    </w:rPr>
-  </w:style>
-  <w:style w:type="character" w:styleId="FunctionTok" w:customStyle="1">
+      <w:shd w:val="clear" w:color="auto" w:fill="F1F3F5"/>
+    </w:rPr>
+  </w:style>
+  <w:style w:type="character" w:customStyle="1" w:styleId="FunctionTok">
     <w:name w:val="FunctionTok"/>
     <w:basedOn w:val="VerbatimChar"/>
     <w:qFormat/>
-    <w:rsid w:val="00cf68d1"/>
+    <w:rsid w:val="00CF68D1"/>
     <w:rPr>
       <w:rFonts w:ascii="Consolas" w:hAnsi="Consolas"/>
       <w:color w:val="4758AB"/>
       <w:sz w:val="18"/>
-      <w:shd w:fill="F1F3F5" w:val="clear"/>
-    </w:rPr>
-  </w:style>
-  <w:style w:type="character" w:styleId="VariableTok" w:customStyle="1">
+      <w:shd w:val="clear" w:color="auto" w:fill="F1F3F5"/>
+    </w:rPr>
+  </w:style>
+  <w:style w:type="character" w:customStyle="1" w:styleId="VariableTok">
     <w:name w:val="VariableTok"/>
     <w:basedOn w:val="VerbatimChar"/>
     <w:qFormat/>
-    <w:rsid w:val="00cf68d1"/>
+    <w:rsid w:val="00CF68D1"/>
     <w:rPr>
       <w:rFonts w:ascii="Consolas" w:hAnsi="Consolas"/>
       <w:color w:val="111111"/>
       <w:sz w:val="18"/>
-      <w:shd w:fill="F1F3F5" w:val="clear"/>
-    </w:rPr>
-  </w:style>
-  <w:style w:type="character" w:styleId="ControlFlowTok" w:customStyle="1">
+      <w:shd w:val="clear" w:color="auto" w:fill="F1F3F5"/>
+    </w:rPr>
+  </w:style>
+  <w:style w:type="character" w:customStyle="1" w:styleId="ControlFlowTok">
     <w:name w:val="ControlFlowTok"/>
     <w:basedOn w:val="VerbatimChar"/>
     <w:qFormat/>
-    <w:rsid w:val="00cf68d1"/>
+    <w:rsid w:val="00CF68D1"/>
     <w:rPr>
       <w:rFonts w:ascii="Consolas" w:hAnsi="Consolas"/>
       <w:b/>
       <w:color w:val="003B4F"/>
       <w:sz w:val="18"/>
-      <w:shd w:fill="F1F3F5" w:val="clear"/>
-    </w:rPr>
-  </w:style>
-  <w:style w:type="character" w:styleId="OperatorTok" w:customStyle="1">
+      <w:shd w:val="clear" w:color="auto" w:fill="F1F3F5"/>
+    </w:rPr>
+  </w:style>
+  <w:style w:type="character" w:customStyle="1" w:styleId="OperatorTok">
     <w:name w:val="OperatorTok"/>
     <w:basedOn w:val="VerbatimChar"/>
     <w:qFormat/>
-    <w:rsid w:val="00cf68d1"/>
+    <w:rsid w:val="00CF68D1"/>
     <w:rPr>
       <w:rFonts w:ascii="Consolas" w:hAnsi="Consolas"/>
       <w:color w:val="5E5E5E"/>
       <w:sz w:val="18"/>
-      <w:shd w:fill="F1F3F5" w:val="clear"/>
-    </w:rPr>
-  </w:style>
-  <w:style w:type="character" w:styleId="BuiltInTok" w:customStyle="1">
+      <w:shd w:val="clear" w:color="auto" w:fill="F1F3F5"/>
+    </w:rPr>
+  </w:style>
+  <w:style w:type="character" w:customStyle="1" w:styleId="BuiltInTok">
     <w:name w:val="BuiltInTok"/>
     <w:basedOn w:val="VerbatimChar"/>
     <w:qFormat/>
-    <w:rsid w:val="00cf68d1"/>
+    <w:rsid w:val="00CF68D1"/>
     <w:rPr>
       <w:rFonts w:ascii="Consolas" w:hAnsi="Consolas"/>
       <w:color w:val="003B4F"/>
       <w:sz w:val="18"/>
-      <w:shd w:fill="F1F3F5" w:val="clear"/>
-    </w:rPr>
-  </w:style>
-  <w:style w:type="character" w:styleId="ExtensionTok" w:customStyle="1">
+      <w:shd w:val="clear" w:color="auto" w:fill="F1F3F5"/>
+    </w:rPr>
+  </w:style>
+  <w:style w:type="character" w:customStyle="1" w:styleId="ExtensionTok">
     <w:name w:val="ExtensionTok"/>
     <w:basedOn w:val="VerbatimChar"/>
     <w:qFormat/>
-    <w:rsid w:val="00cf68d1"/>
+    <w:rsid w:val="00CF68D1"/>
     <w:rPr>
       <w:rFonts w:ascii="Consolas" w:hAnsi="Consolas"/>
       <w:color w:val="003B4F"/>
       <w:sz w:val="18"/>
-      <w:shd w:fill="F1F3F5" w:val="clear"/>
-    </w:rPr>
-  </w:style>
-  <w:style w:type="character" w:styleId="PreprocessorTok" w:customStyle="1">
+      <w:shd w:val="clear" w:color="auto" w:fill="F1F3F5"/>
+    </w:rPr>
+  </w:style>
+  <w:style w:type="character" w:customStyle="1" w:styleId="PreprocessorTok">
     <w:name w:val="PreprocessorTok"/>
     <w:basedOn w:val="VerbatimChar"/>
     <w:qFormat/>
-    <w:rsid w:val="00cf68d1"/>
+    <w:rsid w:val="00CF68D1"/>
     <w:rPr>
       <w:rFonts w:ascii="Consolas" w:hAnsi="Consolas"/>
       <w:color w:val="AD0000"/>
       <w:sz w:val="18"/>
-      <w:shd w:fill="F1F3F5" w:val="clear"/>
-    </w:rPr>
-  </w:style>
-  <w:style w:type="character" w:styleId="AttributeTok" w:customStyle="1">
+      <w:shd w:val="clear" w:color="auto" w:fill="F1F3F5"/>
+    </w:rPr>
+  </w:style>
+  <w:style w:type="character" w:customStyle="1" w:styleId="AttributeTok">
     <w:name w:val="AttributeTok"/>
     <w:basedOn w:val="VerbatimChar"/>
     <w:qFormat/>
-    <w:rsid w:val="00cf68d1"/>
+    <w:rsid w:val="00CF68D1"/>
     <w:rPr>
       <w:rFonts w:ascii="Consolas" w:hAnsi="Consolas"/>
       <w:color w:val="657422"/>
       <w:sz w:val="18"/>
-      <w:shd w:fill="F1F3F5" w:val="clear"/>
-    </w:rPr>
-  </w:style>
-  <w:style w:type="character" w:styleId="RegionMarkerTok" w:customStyle="1">
+      <w:shd w:val="clear" w:color="auto" w:fill="F1F3F5"/>
+    </w:rPr>
+  </w:style>
+  <w:style w:type="character" w:customStyle="1" w:styleId="RegionMarkerTok">
     <w:name w:val="RegionMarkerTok"/>
     <w:basedOn w:val="VerbatimChar"/>
     <w:qFormat/>
-    <w:rsid w:val="00cf68d1"/>
+    <w:rsid w:val="00CF68D1"/>
     <w:rPr>
       <w:rFonts w:ascii="Consolas" w:hAnsi="Consolas"/>
       <w:color w:val="003B4F"/>
       <w:sz w:val="18"/>
-      <w:shd w:fill="F1F3F5" w:val="clear"/>
-    </w:rPr>
-  </w:style>
-  <w:style w:type="character" w:styleId="InformationTok" w:customStyle="1">
+      <w:shd w:val="clear" w:color="auto" w:fill="F1F3F5"/>
+    </w:rPr>
+  </w:style>
+  <w:style w:type="character" w:customStyle="1" w:styleId="InformationTok">
     <w:name w:val="InformationTok"/>
     <w:basedOn w:val="VerbatimChar"/>
     <w:qFormat/>
-    <w:rsid w:val="00cf68d1"/>
+    <w:rsid w:val="00CF68D1"/>
     <w:rPr>
       <w:rFonts w:ascii="Consolas" w:hAnsi="Consolas"/>
       <w:color w:val="5E5E5E"/>
       <w:sz w:val="18"/>
-      <w:shd w:fill="F1F3F5" w:val="clear"/>
-    </w:rPr>
-  </w:style>
-  <w:style w:type="character" w:styleId="WarningTok" w:customStyle="1">
+      <w:shd w:val="clear" w:color="auto" w:fill="F1F3F5"/>
+    </w:rPr>
+  </w:style>
+  <w:style w:type="character" w:customStyle="1" w:styleId="WarningTok">
     <w:name w:val="WarningTok"/>
     <w:basedOn w:val="VerbatimChar"/>
     <w:qFormat/>
-    <w:rsid w:val="00cf68d1"/>
+    <w:rsid w:val="00CF68D1"/>
     <w:rPr>
       <w:rFonts w:ascii="Consolas" w:hAnsi="Consolas"/>
       <w:i/>
       <w:color w:val="5E5E5E"/>
       <w:sz w:val="18"/>
-      <w:shd w:fill="F1F3F5" w:val="clear"/>
-    </w:rPr>
-  </w:style>
-  <w:style w:type="character" w:styleId="AlertTok" w:customStyle="1">
+      <w:shd w:val="clear" w:color="auto" w:fill="F1F3F5"/>
+    </w:rPr>
+  </w:style>
+  <w:style w:type="character" w:customStyle="1" w:styleId="AlertTok">
     <w:name w:val="AlertTok"/>
     <w:basedOn w:val="VerbatimChar"/>
     <w:qFormat/>
-    <w:rsid w:val="00cf68d1"/>
+    <w:rsid w:val="00CF68D1"/>
     <w:rPr>
       <w:rFonts w:ascii="Consolas" w:hAnsi="Consolas"/>
       <w:color w:val="AD0000"/>
       <w:sz w:val="18"/>
-      <w:shd w:fill="F1F3F5" w:val="clear"/>
-    </w:rPr>
-  </w:style>
-  <w:style w:type="character" w:styleId="ErrorTok" w:customStyle="1">
+      <w:shd w:val="clear" w:color="auto" w:fill="F1F3F5"/>
+    </w:rPr>
+  </w:style>
+  <w:style w:type="character" w:customStyle="1" w:styleId="ErrorTok">
     <w:name w:val="ErrorTok"/>
     <w:basedOn w:val="VerbatimChar"/>
     <w:qFormat/>
-    <w:rsid w:val="00cf68d1"/>
+    <w:rsid w:val="00CF68D1"/>
     <w:rPr>
       <w:rFonts w:ascii="Consolas" w:hAnsi="Consolas"/>
       <w:color w:val="AD0000"/>
       <w:sz w:val="18"/>
-      <w:shd w:fill="F1F3F5" w:val="clear"/>
-    </w:rPr>
-  </w:style>
-  <w:style w:type="character" w:styleId="NormalTok" w:customStyle="1">
+      <w:shd w:val="clear" w:color="auto" w:fill="F1F3F5"/>
+    </w:rPr>
+  </w:style>
+  <w:style w:type="character" w:customStyle="1" w:styleId="NormalTok">
     <w:name w:val="NormalTok"/>
     <w:basedOn w:val="VerbatimChar"/>
     <w:qFormat/>
-    <w:rsid w:val="00cf68d1"/>
+    <w:rsid w:val="00CF68D1"/>
     <w:rPr>
       <w:rFonts w:ascii="Consolas" w:hAnsi="Consolas"/>
       <w:color w:val="003B4F"/>
       <w:sz w:val="18"/>
-      <w:shd w:fill="F1F3F5" w:val="clear"/>
-    </w:rPr>
-  </w:style>
-  <w:style w:type="character" w:styleId="FooterChar" w:customStyle="1">
+      <w:shd w:val="clear" w:color="auto" w:fill="F1F3F5"/>
+    </w:rPr>
+  </w:style>
+  <w:style w:type="character" w:customStyle="1" w:styleId="FooterChar">
     <w:name w:val="Footer Char"/>
     <w:basedOn w:val="DefaultParagraphFont"/>
     <w:link w:val="Footer"/>
     <w:qFormat/>
-    <w:rsid w:val="000a2f4c"/>
-    <w:rPr>
-      <w:rFonts w:ascii="Excalifont" w:hAnsi="Excalifont"/>
+    <w:rsid w:val="008D4946"/>
+    <w:rPr>
+      <w:rFonts w:ascii="Arial" w:hAnsi="Arial"/>
       <w:sz w:val="22"/>
     </w:rPr>
   </w:style>
   <w:style w:type="character" w:styleId="PageNumber">
     <w:name w:val="page number"/>
     <w:basedOn w:val="DefaultParagraphFont"/>
-    <w:rsid w:val="000a2f4c"/>
-    <w:rPr/>
-  </w:style>
-  <w:style w:type="character" w:styleId="PlainTextChar" w:customStyle="1">
+    <w:rsid w:val="000A2F4C"/>
+  </w:style>
+  <w:style w:type="character" w:customStyle="1" w:styleId="PlainTextChar">
     <w:name w:val="Plain Text Char"/>
     <w:basedOn w:val="DefaultParagraphFont"/>
     <w:link w:val="PlainText"/>
     <w:qFormat/>
-    <w:rsid w:val="00cf68d1"/>
+    <w:rsid w:val="00CF68D1"/>
     <w:rPr>
       <w:rFonts w:ascii="Consolas" w:hAnsi="Consolas" w:cs="Consolas"/>
       <w:sz w:val="18"/>
       <w:szCs w:val="21"/>
     </w:rPr>
   </w:style>
-  <w:style w:type="paragraph" w:styleId="Heading">
+  <w:style w:type="paragraph" w:customStyle="1" w:styleId="Heading">
     <w:name w:val="Heading"/>
     <w:basedOn w:val="Normal"/>
     <w:next w:val="BodyText"/>
     <w:qFormat/>
     <w:pPr>
-      <w:keepNext w:val="true"/>
+      <w:keepNext/>
       <w:spacing w:before="240" w:after="120"/>
     </w:pPr>
     <w:rPr>
-      <w:rFonts w:ascii="Liberation Sans" w:hAnsi="Liberation Sans" w:eastAsia="PingFang SC" w:cs="Arial Unicode MS"/>
+      <w:rFonts w:ascii="Liberation Sans" w:eastAsia="PingFang SC" w:hAnsi="Liberation Sans" w:cs="Arial Unicode MS"/>
       <w:sz w:val="28"/>
       <w:szCs w:val="28"/>
     </w:rPr>
@@ -5122,18 +5605,14 @@
     <w:name w:val="Body Text"/>
     <w:basedOn w:val="Normal"/>
     <w:qFormat/>
-    <w:rsid w:val="007225f1"/>
+    <w:rsid w:val="007225F1"/>
     <w:pPr>
       <w:spacing w:before="180" w:after="180"/>
     </w:pPr>
-    <w:rPr>
-      <w:rFonts w:ascii="Arial" w:hAnsi="Arial"/>
-    </w:rPr>
   </w:style>
   <w:style w:type="paragraph" w:styleId="List">
     <w:name w:val="List"/>
     <w:basedOn w:val="BodyText"/>
-    <w:pPr/>
     <w:rPr>
       <w:rFonts w:cs="Arial Unicode MS"/>
     </w:rPr>
@@ -5144,13 +5623,13 @@
     <w:link w:val="CaptionChar"/>
     <w:qFormat/>
     <w:pPr>
-      <w:spacing w:before="100" w:after="120"/>
+      <w:spacing w:after="120"/>
     </w:pPr>
     <w:rPr>
       <w:i/>
     </w:rPr>
   </w:style>
-  <w:style w:type="paragraph" w:styleId="Index">
+  <w:style w:type="paragraph" w:customStyle="1" w:styleId="Index">
     <w:name w:val="Index"/>
     <w:basedOn w:val="Normal"/>
     <w:qFormat/>
@@ -5161,20 +5640,18 @@
       <w:rFonts w:cs="Arial Unicode MS"/>
     </w:rPr>
   </w:style>
-  <w:style w:type="paragraph" w:styleId="FirstParagraph" w:customStyle="1">
+  <w:style w:type="paragraph" w:customStyle="1" w:styleId="FirstParagraph">
     <w:name w:val="First Paragraph"/>
     <w:basedOn w:val="BodyText"/>
     <w:next w:val="BodyText"/>
     <w:qFormat/>
-    <w:rsid w:val="007225f1"/>
-    <w:pPr/>
-    <w:rPr/>
-  </w:style>
-  <w:style w:type="paragraph" w:styleId="Compact" w:customStyle="1">
+    <w:rsid w:val="007225F1"/>
+  </w:style>
+  <w:style w:type="paragraph" w:customStyle="1" w:styleId="Compact">
     <w:name w:val="Compact"/>
     <w:basedOn w:val="BodyText"/>
     <w:qFormat/>
-    <w:rsid w:val="007225f1"/>
+    <w:rsid w:val="007225F1"/>
     <w:pPr>
       <w:spacing w:before="0" w:after="0"/>
     </w:pPr>
@@ -5189,13 +5666,13 @@
     <w:link w:val="TitleChar"/>
     <w:uiPriority w:val="10"/>
     <w:qFormat/>
-    <w:rsid w:val="007225f1"/>
+    <w:rsid w:val="007225F1"/>
     <w:pPr>
-      <w:spacing w:before="100" w:after="80"/>
+      <w:spacing w:after="80"/>
       <w:contextualSpacing/>
     </w:pPr>
     <w:rPr>
-      <w:rFonts w:ascii="Arial" w:hAnsi="Arial" w:eastAsia="" w:cs="" w:cstheme="majorBidi" w:eastAsiaTheme="majorEastAsia"/>
+      <w:rFonts w:eastAsiaTheme="majorEastAsia" w:cstheme="majorBidi"/>
       <w:b/>
       <w:szCs w:val="56"/>
     </w:rPr>
@@ -5207,25 +5684,24 @@
     <w:link w:val="SubtitleChar"/>
     <w:uiPriority w:val="11"/>
     <w:qFormat/>
-    <w:rsid w:val="00a10fd9"/>
-    <w:pPr/>
+    <w:rsid w:val="00A10FD9"/>
     <w:rPr>
       <w:spacing w:val="15"/>
       <w:szCs w:val="28"/>
     </w:rPr>
   </w:style>
-  <w:style w:type="paragraph" w:styleId="Author" w:customStyle="1">
+  <w:style w:type="paragraph" w:customStyle="1" w:styleId="Author">
     <w:name w:val="Author"/>
     <w:basedOn w:val="Title"/>
     <w:next w:val="BodyText"/>
     <w:qFormat/>
-    <w:rsid w:val="003a2534"/>
+    <w:rsid w:val="003A2534"/>
     <w:pPr>
-      <w:keepNext w:val="true"/>
+      <w:keepNext/>
       <w:keepLines/>
     </w:pPr>
     <w:rPr>
-      <w:b w:val="false"/>
+      <w:b w:val="0"/>
       <w:szCs w:val="24"/>
     </w:rPr>
   </w:style>
@@ -5234,46 +5710,46 @@
     <w:basedOn w:val="Title"/>
     <w:next w:val="BodyText"/>
     <w:qFormat/>
-    <w:rsid w:val="000175b8"/>
+    <w:rsid w:val="000175B8"/>
     <w:pPr>
-      <w:keepNext w:val="true"/>
+      <w:keepNext/>
       <w:keepLines/>
     </w:pPr>
     <w:rPr>
-      <w:b w:val="false"/>
+      <w:b w:val="0"/>
       <w:szCs w:val="24"/>
     </w:rPr>
   </w:style>
-  <w:style w:type="paragraph" w:styleId="AbstractTitle" w:customStyle="1">
+  <w:style w:type="paragraph" w:customStyle="1" w:styleId="AbstractTitle">
     <w:name w:val="Abstract Title"/>
     <w:basedOn w:val="Normal"/>
     <w:next w:val="Abstract"/>
     <w:qFormat/>
-    <w:rsid w:val="001d057a"/>
+    <w:rsid w:val="001D057A"/>
     <w:pPr>
-      <w:keepNext w:val="true"/>
+      <w:keepNext/>
       <w:keepLines/>
-      <w:spacing w:before="100" w:after="0"/>
+      <w:spacing w:after="0"/>
       <w:jc w:val="center"/>
     </w:pPr>
     <w:rPr>
       <w:b/>
-      <w:color w:themeColor="background1" w:val="FFFFFF"/>
+      <w:color w:val="FFFFFF" w:themeColor="background1"/>
       <w:sz w:val="8"/>
       <w:szCs w:val="20"/>
     </w:rPr>
   </w:style>
-  <w:style w:type="paragraph" w:styleId="Abstract" w:customStyle="1">
+  <w:style w:type="paragraph" w:customStyle="1" w:styleId="Abstract">
     <w:name w:val="Abstract"/>
     <w:basedOn w:val="Normal"/>
     <w:next w:val="BodyText"/>
     <w:qFormat/>
-    <w:rsid w:val="00c97ba2"/>
+    <w:rsid w:val="00C97BA2"/>
     <w:pPr>
-      <w:keepNext w:val="true"/>
+      <w:keepNext/>
       <w:keepLines/>
       <w:spacing w:before="240" w:after="120"/>
-      <w:ind w:start="1440" w:end="1440"/>
+      <w:ind w:left="1440" w:right="1440"/>
     </w:pPr>
     <w:rPr>
       <w:sz w:val="20"/>
@@ -5284,11 +5760,7 @@
     <w:name w:val="Bibliography"/>
     <w:basedOn w:val="Normal"/>
     <w:qFormat/>
-    <w:rsid w:val="007225f1"/>
-    <w:pPr/>
-    <w:rPr>
-      <w:rFonts w:ascii="Arial" w:hAnsi="Arial"/>
-    </w:rPr>
+    <w:rsid w:val="007225F1"/>
   </w:style>
   <w:style w:type="paragraph" w:styleId="BlockText">
     <w:name w:val="Block Text"/>
@@ -5299,9 +5771,8 @@
     <w:qFormat/>
     <w:pPr>
       <w:spacing w:before="100" w:after="100"/>
-      <w:ind w:start="480" w:end="480"/>
+      <w:ind w:left="480" w:right="480"/>
     </w:pPr>
-    <w:rPr/>
   </w:style>
   <w:style w:type="paragraph" w:styleId="FootnoteText">
     <w:name w:val="footnote text"/>
@@ -5309,13 +5780,12 @@
     <w:uiPriority w:val="9"/>
     <w:unhideWhenUsed/>
     <w:qFormat/>
-    <w:rsid w:val="00a57edb"/>
-    <w:pPr/>
+    <w:rsid w:val="00A57EDB"/>
     <w:rPr>
       <w:sz w:val="16"/>
     </w:rPr>
   </w:style>
-  <w:style w:type="paragraph" w:styleId="FootnoteBlockText" w:customStyle="1">
+  <w:style w:type="paragraph" w:customStyle="1" w:styleId="FootnoteBlockText">
     <w:name w:val="Footnote Block Text"/>
     <w:basedOn w:val="FootnoteText"/>
     <w:next w:val="FootnoteText"/>
@@ -5323,74 +5793,63 @@
     <w:unhideWhenUsed/>
     <w:qFormat/>
     <w:pPr>
-      <w:ind w:start="480" w:end="480"/>
+      <w:ind w:left="480" w:right="480"/>
     </w:pPr>
-    <w:rPr/>
-  </w:style>
-  <w:style w:type="paragraph" w:styleId="DefinitionTerm" w:customStyle="1">
+  </w:style>
+  <w:style w:type="paragraph" w:customStyle="1" w:styleId="DefinitionTerm">
     <w:name w:val="Definition Term"/>
     <w:basedOn w:val="Normal"/>
     <w:next w:val="Definition"/>
     <w:qFormat/>
     <w:pPr>
-      <w:keepNext w:val="true"/>
+      <w:keepNext/>
       <w:keepLines/>
-      <w:spacing w:before="100" w:after="0"/>
+      <w:spacing w:after="0"/>
     </w:pPr>
     <w:rPr>
       <w:b/>
     </w:rPr>
   </w:style>
-  <w:style w:type="paragraph" w:styleId="Definition" w:customStyle="1">
+  <w:style w:type="paragraph" w:customStyle="1" w:styleId="Definition">
     <w:name w:val="Definition"/>
     <w:basedOn w:val="Normal"/>
     <w:qFormat/>
-    <w:pPr/>
-    <w:rPr/>
-  </w:style>
-  <w:style w:type="paragraph" w:styleId="TableCaption" w:customStyle="1">
+  </w:style>
+  <w:style w:type="paragraph" w:customStyle="1" w:styleId="TableCaption">
     <w:name w:val="Table Caption"/>
     <w:basedOn w:val="Caption"/>
     <w:qFormat/>
     <w:pPr>
-      <w:keepNext w:val="true"/>
+      <w:keepNext/>
     </w:pPr>
-    <w:rPr/>
-  </w:style>
-  <w:style w:type="paragraph" w:styleId="ImageCaption" w:customStyle="1">
+  </w:style>
+  <w:style w:type="paragraph" w:customStyle="1" w:styleId="ImageCaption">
     <w:name w:val="Image Caption"/>
     <w:basedOn w:val="Caption"/>
     <w:qFormat/>
-    <w:rsid w:val="007225f1"/>
-    <w:pPr/>
-    <w:rPr>
-      <w:rFonts w:ascii="Arial" w:hAnsi="Arial"/>
+    <w:rsid w:val="007225F1"/>
+    <w:rPr>
       <w:b/>
-      <w:i w:val="false"/>
+      <w:i w:val="0"/>
       <w:sz w:val="20"/>
     </w:rPr>
   </w:style>
-  <w:style w:type="paragraph" w:styleId="Figure" w:customStyle="1">
+  <w:style w:type="paragraph" w:customStyle="1" w:styleId="Figure">
     <w:name w:val="Figure"/>
     <w:basedOn w:val="Normal"/>
     <w:qFormat/>
-    <w:pPr/>
-    <w:rPr/>
-  </w:style>
-  <w:style w:type="paragraph" w:styleId="CaptionedFigure" w:customStyle="1">
+  </w:style>
+  <w:style w:type="paragraph" w:customStyle="1" w:styleId="CaptionedFigure">
     <w:name w:val="Captioned Figure"/>
     <w:basedOn w:val="Figure"/>
     <w:qFormat/>
     <w:pPr>
-      <w:keepNext w:val="true"/>
+      <w:keepNext/>
     </w:pPr>
-    <w:rPr/>
   </w:style>
   <w:style w:type="paragraph" w:styleId="IndexHeading">
     <w:name w:val="index heading"/>
     <w:basedOn w:val="Heading"/>
-    <w:pPr/>
-    <w:rPr/>
   </w:style>
   <w:style w:type="paragraph" w:styleId="TOCHeading">
     <w:name w:val="TOC Heading"/>
@@ -5399,22 +5858,21 @@
     <w:uiPriority w:val="39"/>
     <w:unhideWhenUsed/>
     <w:qFormat/>
-    <w:rsid w:val="00c97ba2"/>
+    <w:rsid w:val="008D4946"/>
     <w:pPr>
-      <w:pageBreakBefore/>
-      <w:widowControl w:val="false"/>
-      <w:spacing w:lineRule="auto" w:line="259" w:before="220" w:after="100"/>
+      <w:widowControl w:val="0"/>
+      <w:spacing w:before="220" w:line="259" w:lineRule="auto"/>
     </w:pPr>
     <w:rPr>
       <w:b/>
     </w:rPr>
   </w:style>
-  <w:style w:type="paragraph" w:styleId="SourceCode" w:customStyle="1">
+  <w:style w:type="paragraph" w:customStyle="1" w:styleId="SourceCode">
     <w:name w:val="Source Code"/>
     <w:basedOn w:val="Normal"/>
     <w:link w:val="VerbatimChar"/>
     <w:qFormat/>
-    <w:rsid w:val="00cf68d1"/>
+    <w:rsid w:val="00CF68D1"/>
     <w:pPr>
       <w:shd w:val="clear" w:color="auto" w:fill="F1F3F5"/>
     </w:pPr>
@@ -5429,11 +5887,10 @@
     <w:next w:val="Normal"/>
     <w:autoRedefine/>
     <w:uiPriority w:val="39"/>
-    <w:rsid w:val="00070816"/>
+    <w:rsid w:val="008D4946"/>
     <w:pPr>
-      <w:ind w:start="220"/>
+      <w:ind w:left="220"/>
     </w:pPr>
-    <w:rPr/>
   </w:style>
   <w:style w:type="paragraph" w:styleId="TOC3">
     <w:name w:val="toc 3"/>
@@ -5443,60 +5900,55 @@
     <w:uiPriority w:val="39"/>
     <w:rsid w:val="00070816"/>
     <w:pPr>
-      <w:ind w:start="440"/>
+      <w:ind w:left="440"/>
     </w:pPr>
-    <w:rPr/>
-  </w:style>
-  <w:style w:type="paragraph" w:styleId="HeaderandFooter">
+  </w:style>
+  <w:style w:type="paragraph" w:customStyle="1" w:styleId="HeaderandFooter">
     <w:name w:val="Header and Footer"/>
     <w:basedOn w:val="Normal"/>
     <w:qFormat/>
-    <w:pPr/>
-    <w:rPr/>
+    <w:rsid w:val="008D4946"/>
   </w:style>
   <w:style w:type="paragraph" w:styleId="Footer">
     <w:name w:val="footer"/>
     <w:basedOn w:val="Normal"/>
     <w:link w:val="FooterChar"/>
-    <w:rsid w:val="000a2f4c"/>
+    <w:rsid w:val="008D4946"/>
     <w:pPr>
       <w:tabs>
-        <w:tab w:val="clear" w:pos="720"/>
-        <w:tab w:val="center" w:pos="4680" w:leader="none"/>
-        <w:tab w:val="right" w:pos="9360" w:leader="none"/>
+        <w:tab w:val="center" w:pos="4680"/>
+        <w:tab w:val="right" w:pos="9360"/>
       </w:tabs>
-      <w:spacing w:before="100" w:after="0"/>
+      <w:spacing w:after="0"/>
     </w:pPr>
-    <w:rPr/>
-  </w:style>
-  <w:style w:type="paragraph" w:styleId="Commentary" w:customStyle="1">
+  </w:style>
+  <w:style w:type="paragraph" w:customStyle="1" w:styleId="Commentary">
     <w:name w:val="Commentary"/>
     <w:basedOn w:val="BodyText"/>
     <w:qFormat/>
-    <w:rsid w:val="002c0ca5"/>
+    <w:rsid w:val="002C0CA5"/>
     <w:pPr>
-      <w:ind w:start="720" w:end="720"/>
+      <w:ind w:left="720" w:right="720"/>
     </w:pPr>
     <w:rPr>
       <w:rFonts w:ascii="Excalifont" w:hAnsi="Excalifont"/>
     </w:rPr>
   </w:style>
-  <w:style w:type="paragraph" w:styleId="RLIndented" w:customStyle="1">
+  <w:style w:type="paragraph" w:customStyle="1" w:styleId="RLIndented">
     <w:name w:val="RLIndented"/>
     <w:basedOn w:val="BodyText"/>
     <w:qFormat/>
-    <w:rsid w:val="007b5aaf"/>
+    <w:rsid w:val="007B5AAF"/>
     <w:pPr>
-      <w:ind w:start="1440" w:end="1440"/>
+      <w:ind w:left="1440" w:right="1440"/>
     </w:pPr>
-    <w:rPr/>
   </w:style>
   <w:style w:type="paragraph" w:styleId="PlainText">
     <w:name w:val="Plain Text"/>
     <w:basedOn w:val="Normal"/>
     <w:link w:val="PlainTextChar"/>
     <w:qFormat/>
-    <w:rsid w:val="00cf68d1"/>
+    <w:rsid w:val="00CF68D1"/>
     <w:pPr>
       <w:spacing w:before="0" w:after="0"/>
     </w:pPr>
@@ -5506,33 +5958,17 @@
       <w:szCs w:val="21"/>
     </w:rPr>
   </w:style>
-  <w:style w:type="paragraph" w:styleId="FrameContents">
+  <w:style w:type="paragraph" w:customStyle="1" w:styleId="FrameContentsuser">
+    <w:name w:val="Frame Contents (user)"/>
+    <w:basedOn w:val="Normal"/>
+    <w:qFormat/>
+    <w:rsid w:val="008D4946"/>
+  </w:style>
+  <w:style w:type="paragraph" w:customStyle="1" w:styleId="FrameContents">
     <w:name w:val="Frame Contents"/>
     <w:basedOn w:val="Normal"/>
     <w:qFormat/>
-    <w:pPr/>
-    <w:rPr/>
-  </w:style>
-  <w:style w:type="numbering" w:styleId="NoList" w:default="1">
-    <w:name w:val="No List"/>
-    <w:uiPriority w:val="99"/>
-    <w:semiHidden/>
-    <w:unhideWhenUsed/>
-    <w:qFormat/>
-  </w:style>
-  <w:style w:type="table" w:default="1" w:styleId="TableNormal">
-    <w:name w:val="Normal Table"/>
-    <w:uiPriority w:val="99"/>
-    <w:semiHidden/>
-    <w:unhideWhenUsed/>
-    <w:tblPr>
-      <w:tblCellMar>
-        <w:top w:w="0" w:type="dxa"/>
-        <w:left w:w="108" w:type="dxa"/>
-        <w:bottom w:w="0" w:type="dxa"/>
-        <w:right w:w="108" w:type="dxa"/>
-      </w:tblCellMar>
-    </w:tblPr>
+    <w:rsid w:val="008D4946"/>
   </w:style>
   <w:style w:type="table" w:customStyle="1" w:styleId="Table">
     <w:name w:val="Table"/>
@@ -5551,17 +5987,34 @@
       <w:tblPr/>
       <w:tcPr>
         <w:tcBorders>
-          <w:bottom w:val="single" w:color="auto" w:sz="0" w:space="0"/>
+          <w:bottom w:val="single" w:sz="0" w:space="0" w:color="auto"/>
         </w:tcBorders>
         <w:vAlign w:val="bottom"/>
       </w:tcPr>
     </w:tblStylePr>
   </w:style>
+  <w:style w:type="paragraph" w:styleId="TOC1">
+    <w:name w:val="toc 1"/>
+    <w:basedOn w:val="Normal"/>
+    <w:next w:val="Normal"/>
+    <w:autoRedefine/>
+    <w:rsid w:val="008D4946"/>
+  </w:style>
+  <w:style w:type="paragraph" w:styleId="TOC4">
+    <w:name w:val="toc 4"/>
+    <w:basedOn w:val="Normal"/>
+    <w:next w:val="Normal"/>
+    <w:autoRedefine/>
+    <w:rsid w:val="008D4946"/>
+    <w:pPr>
+      <w:ind w:left="660"/>
+    </w:pPr>
+  </w:style>
 </w:styles>
 </file>
 
 <file path=word/theme/theme1.xml><?xml version="1.0" encoding="utf-8"?>
-<a:theme xmlns:a="http://schemas.openxmlformats.org/drawingml/2006/main" xmlns:r="http://schemas.openxmlformats.org/officeDocument/2006/relationships" name="Office Theme">
+<a:theme xmlns:a="http://schemas.openxmlformats.org/drawingml/2006/main" name="Office Theme">
   <a:themeElements>
     <a:clrScheme name="Office">
       <a:dk1>
@@ -5603,12 +6056,12 @@
     </a:clrScheme>
     <a:fontScheme name="Office">
       <a:majorFont>
-        <a:latin typeface="Aptos Display" panose="02110004020202020204" pitchFamily="0" charset="1"/>
+        <a:latin typeface="Aptos Display" panose="02110004020202020204"/>
         <a:ea typeface=""/>
         <a:cs typeface=""/>
       </a:majorFont>
       <a:minorFont>
-        <a:latin typeface="Aptos" panose="02110004020202020204" pitchFamily="0" charset="1"/>
+        <a:latin typeface="Aptos" panose="02110004020202020204"/>
         <a:ea typeface=""/>
         <a:cs typeface=""/>
       </a:minorFont>
@@ -5640,7 +6093,7 @@
             </a:gs>
           </a:gsLst>
           <a:lin ang="5400000" scaled="0"/>
-          <a:tileRect l="0" t="0" r="0" b="0"/>
+          <a:tileRect/>
         </a:gradFill>
         <a:gradFill>
           <a:gsLst>
@@ -5664,7 +6117,7 @@
             </a:gs>
           </a:gsLst>
           <a:lin ang="5400000" scaled="0"/>
-          <a:tileRect l="0" t="0" r="0" b="0"/>
+          <a:tileRect/>
         </a:gradFill>
       </a:fillStyleLst>
       <a:lnStyleLst>
@@ -5724,10 +6177,12 @@
             </a:gs>
           </a:gsLst>
           <a:lin ang="5400000" scaled="0"/>
-          <a:tileRect l="0" t="0" r="0" b="0"/>
+          <a:tileRect/>
         </a:gradFill>
       </a:bgFillStyleLst>
     </a:fmtScheme>
   </a:themeElements>
+  <a:objectDefaults/>
+  <a:extraClrSchemeLst/>
 </a:theme>
 </file>